--- a/projects/valuepickr-open-screen/docs/Borosil Renewables.docx
+++ b/projects/valuepickr-open-screen/docs/Borosil Renewables.docx
@@ -32,7 +32,7 @@
           <w:sz w:val="22"/>
           <w:szCs w:val="22"/>
         </w:rPr>
-        <w:t xml:space="preserve">India's largest solar glass manufacturer (and world's largest outside China) riding the domestic solar capacity buildout, but returns are currently modest and recent quarters look volatile</w:t>
+        <w:t xml:space="preserve">India's only large-scale low-iron solar-glass maker - now four straight quarters of &gt;33% EBITDA margin, rising ASPs and a swing back to profit, powered by an import-protection stack (ADD + CVD + ALMM List-II) and a 60% capacity expansion commissioning Q4 FY27; the offset is that the margin is policy-boosted and above through-cycle</w:t>
       </w:r>
     </w:p>
     <w:p>
@@ -49,7 +49,7 @@
         <w:spacing w:after="120"/>
       </w:pPr>
       <w:r>
-        <w:t xml:space="preserve">Borosil Renewables manufactures low-iron textured solar glass, holding over 15% of the Indian market and positioned as the world's largest solar glass producer outside China — a direct beneficiary of India's utility-scale and rooftop solar capacity additions.</w:t>
+        <w:t xml:space="preserve">Borosil Renewables manufactures low-iron textured solar glass, holding over 15% of the Indian market and positioned as the world's largest solar glass producer outside China - a direct beneficiary of India's utility-scale and rooftop solar capacity additions and of the ALMM List-II domestic-content mandate.</w:t>
       </w:r>
     </w:p>
     <w:p>
@@ -99,61 +99,115 @@
           </w:tcPr>
           <w:p>
             <w:r>
-              <w:t xml:space="preserve">~Rs 8,068 Cr</w:t>
-            </w:r>
-          </w:p>
-        </w:tc>
-      </w:tr>
-      <w:tr>
-        <w:tc>
-          <w:tcPr>
-            <w:tcW w:type="dxa" w:w="3200"/>
-            <w:shd w:fill="F2F2F2" w:val="clear"/>
-          </w:tcPr>
-          <w:p>
-            <w:r>
-              <w:rPr>
-                <w:b/>
-                <w:bCs/>
-              </w:rPr>
-              <w:t xml:space="preserve">ROE</w:t>
-            </w:r>
-          </w:p>
-        </w:tc>
-        <w:tc>
-          <w:tcPr>
-            <w:tcW w:type="dxa" w:w="5800"/>
-          </w:tcPr>
-          <w:p>
-            <w:r>
-              <w:t xml:space="preserve">12.0% (3-yr avg) — flagged as low by screener</w:t>
-            </w:r>
-          </w:p>
-        </w:tc>
-      </w:tr>
-      <w:tr>
-        <w:tc>
-          <w:tcPr>
-            <w:tcW w:type="dxa" w:w="3200"/>
-            <w:shd w:fill="F2F2F2" w:val="clear"/>
-          </w:tcPr>
-          <w:p>
-            <w:r>
-              <w:rPr>
-                <w:b/>
-                <w:bCs/>
-              </w:rPr>
-              <w:t xml:space="preserve">Revenue (TTM)</w:t>
-            </w:r>
-          </w:p>
-        </w:tc>
-        <w:tc>
-          <w:tcPr>
-            <w:tcW w:type="dxa" w:w="5800"/>
-          </w:tcPr>
-          <w:p>
-            <w:r>
-              <w:t xml:space="preserve">~Rs 1,535 Cr</w:t>
+              <w:t xml:space="preserve">~Rs 7,352 Cr (price ~Rs 499, Sep 2026)</w:t>
+            </w:r>
+          </w:p>
+        </w:tc>
+      </w:tr>
+      <w:tr>
+        <w:tc>
+          <w:tcPr>
+            <w:tcW w:type="dxa" w:w="3200"/>
+            <w:shd w:fill="F2F2F2" w:val="clear"/>
+          </w:tcPr>
+          <w:p>
+            <w:r>
+              <w:rPr>
+                <w:b/>
+                <w:bCs/>
+              </w:rPr>
+              <w:t xml:space="preserve">ROE / ROCE</w:t>
+            </w:r>
+          </w:p>
+        </w:tc>
+        <w:tc>
+          <w:tcPr>
+            <w:tcW w:type="dxa" w:w="5800"/>
+          </w:tcPr>
+          <w:p>
+            <w:r>
+              <w:t xml:space="preserve">12% (3-yr avg, trough) - recovering sharply on the FY26-27 earnings swing</w:t>
+            </w:r>
+          </w:p>
+        </w:tc>
+      </w:tr>
+      <w:tr>
+        <w:tc>
+          <w:tcPr>
+            <w:tcW w:type="dxa" w:w="3200"/>
+            <w:shd w:fill="F2F2F2" w:val="clear"/>
+          </w:tcPr>
+          <w:p>
+            <w:r>
+              <w:rPr>
+                <w:b/>
+                <w:bCs/>
+              </w:rPr>
+              <w:t xml:space="preserve">Q1 FY27</w:t>
+            </w:r>
+          </w:p>
+        </w:tc>
+        <w:tc>
+          <w:tcPr>
+            <w:tcW w:type="dxa" w:w="5800"/>
+          </w:tcPr>
+          <w:p>
+            <w:r>
+              <w:t xml:space="preserve">Revenue Rs 405.7 Cr (+17% YoY consol); net profit Rs 86.6 Cr vs Rs 203.5 Cr net loss YoY; standalone EBITDA Rs 142 Cr, margin 35% (4th straight quarter &gt;33%)</w:t>
+            </w:r>
+          </w:p>
+        </w:tc>
+      </w:tr>
+      <w:tr>
+        <w:tc>
+          <w:tcPr>
+            <w:tcW w:type="dxa" w:w="3200"/>
+            <w:shd w:fill="F2F2F2" w:val="clear"/>
+          </w:tcPr>
+          <w:p>
+            <w:r>
+              <w:rPr>
+                <w:b/>
+                <w:bCs/>
+              </w:rPr>
+              <w:t xml:space="preserve">Solar-glass ASP</w:t>
+            </w:r>
+          </w:p>
+        </w:tc>
+        <w:tc>
+          <w:tcPr>
+            <w:tcW w:type="dxa" w:w="5800"/>
+          </w:tcPr>
+          <w:p>
+            <w:r>
+              <w:t xml:space="preserve">Rs 160.3/sq.mm (vs Rs 138.1 YoY, Rs 150.2 QoQ) - three consecutive rising readings</w:t>
+            </w:r>
+          </w:p>
+        </w:tc>
+      </w:tr>
+      <w:tr>
+        <w:tc>
+          <w:tcPr>
+            <w:tcW w:type="dxa" w:w="3200"/>
+            <w:shd w:fill="F2F2F2" w:val="clear"/>
+          </w:tcPr>
+          <w:p>
+            <w:r>
+              <w:rPr>
+                <w:b/>
+                <w:bCs/>
+              </w:rPr>
+              <w:t xml:space="preserve">Capacity</w:t>
+            </w:r>
+          </w:p>
+        </w:tc>
+        <w:tc>
+          <w:tcPr>
+            <w:tcW w:type="dxa" w:w="5800"/>
+          </w:tcPr>
+          <w:p>
+            <w:r>
+              <w:t xml:space="preserve">1,000 TPD (~6.5 GW) -&gt; +600 TPD (SG-4/SG-5, Rs 950 Cr capex) commissioning Q4 FY27 -&gt; 1,600 TPD (~10.5 GW), +60% volume into FY28</w:t>
             </w:r>
           </w:p>
         </w:tc>
@@ -180,34 +234,34 @@
           </w:tcPr>
           <w:p>
             <w:r>
-              <w:t xml:space="preserve">Reduced (specific figure not found)</w:t>
-            </w:r>
-          </w:p>
-        </w:tc>
-      </w:tr>
-      <w:tr>
-        <w:tc>
-          <w:tcPr>
-            <w:tcW w:type="dxa" w:w="3200"/>
-            <w:shd w:fill="F2F2F2" w:val="clear"/>
-          </w:tcPr>
-          <w:p>
-            <w:r>
-              <w:rPr>
-                <w:b/>
-                <w:bCs/>
-              </w:rPr>
-              <w:t xml:space="preserve">52-week range</w:t>
-            </w:r>
-          </w:p>
-        </w:tc>
-        <w:tc>
-          <w:tcPr>
-            <w:tcW w:type="dxa" w:w="5800"/>
-          </w:tcPr>
-          <w:p>
-            <w:r>
-              <w:t xml:space="preserve">Rs 374.40 - 721.00</w:t>
+              <w:t xml:space="preserve">Low - total debt ~Rs 161 Cr (Mar-25), D/E ~0.23; expansion funded via warrants (Rs 513 Cr) + accruals</w:t>
+            </w:r>
+          </w:p>
+        </w:tc>
+      </w:tr>
+      <w:tr>
+        <w:tc>
+          <w:tcPr>
+            <w:tcW w:type="dxa" w:w="3200"/>
+            <w:shd w:fill="F2F2F2" w:val="clear"/>
+          </w:tcPr>
+          <w:p>
+            <w:r>
+              <w:rPr>
+                <w:b/>
+                <w:bCs/>
+              </w:rPr>
+              <w:t xml:space="preserve">Valuation</w:t>
+            </w:r>
+          </w:p>
+        </w:tc>
+        <w:tc>
+          <w:tcPr>
+            <w:tcW w:type="dxa" w:w="5800"/>
+          </w:tcPr>
+          <w:p>
+            <w:r>
+              <w:t xml:space="preserve">P/E ~20x on the recovered run-rate; 52-week range Rs 374 - 721</w:t>
             </w:r>
           </w:p>
         </w:tc>
@@ -223,7 +277,7 @@
         <w:spacing w:after="120"/>
       </w:pPr>
       <w:r>
-        <w:t xml:space="preserve">ROE of 12% is on the low side for this screen's quality bar, and one community post questioning 'how can you calculate growth on a negative number' hints at recent-quarter volatility (possibly a prior-year loss base). Debt has reportedly been reduced but no precise figure was found this pass. Overall a structurally interesting but currently unspectacular fundamentals picture.</w:t>
+        <w:t xml:space="preserve">The 'ROE 12%, choppy earnings' picture from the prior pass is stale. Borosil has now printed four consecutive quarters with EBITDA margin above 33% (35% in Q1 FY27), swung from a Rs 203 Cr net loss in Q1 FY26 to a Rs 87 Cr net profit, and pushed average ex-factory selling price to Rs 160.3/sq.mm from Rs 138.1 a year ago (Rs 150.2 the prior quarter). The drivers are an import-protection stack - anti-dumping duty on Chinese/Vietnamese solar glass (Dec 2024, five years), countervailing duty on Malaysian glass (Jun 2026), and the ALMM List-II domestic-content mandate (Jun 2026) - plus the clean exit of the chronically loss-making European (GMB/Interfloat) business. A 600 TPD expansion (SG-4/SG-5, Rs 950 Cr) is on track for Q4 FY27 commissioning, adding ~60% volume into FY28, and management targets Rs 4,000 Cr+ revenue within 3-4 years. Debt is modest and the expansion is largely warrant-funded. The central caveat: 35% EBITDA margin is well above the through-cycle level (historical ROE ~12%), the uplift is policy- and supply-gap-driven, and domestic solar-glass capacity is being added rapidly across the industry (toward 7,700 TPD by Mar-27).</w:t>
       </w:r>
     </w:p>
     <w:p>
@@ -232,15 +286,478 @@
         <w:spacing w:after="120" w:before="280"/>
       </w:pPr>
       <w:r>
-        <w:t xml:space="preserve">Technical Read (Weekly / Monthly MACD + Bollinger Bands, or RSI/CCI/Williams %R proxy)</w:t>
-      </w:r>
-    </w:p>
-    <w:p>
-      <w:pPr>
-        <w:spacing w:after="120"/>
-      </w:pPr>
-      <w:r>
-        <w:t xml:space="preserve">Wide 52-week range (Rs 374.40-721.00, nearly 2x low-to-high) suggests a volatile stock reacting sharply to quarterly results and solar-policy news; current position within the range wasn't confirmed this pass.</w:t>
+        <w:t xml:space="preserve">Deep-Dive: Primary Documents (Annual Reports, Quarterly Results, Exchange Filings)</w:t>
+      </w:r>
+    </w:p>
+    <w:p>
+      <w:pPr>
+        <w:spacing w:after="120"/>
+      </w:pPr>
+      <w:r>
+        <w:rPr>
+          <w:i/>
+          <w:iCs/>
+          <w:color w:val="666666"/>
+          <w:sz w:val="18"/>
+          <w:szCs w:val="18"/>
+        </w:rPr>
+        <w:t xml:space="preserve">Pass 1 — 2026-09-08. Built from the company's own filings (3 years of annual reports, ~4 quarters of results/concalls, and 6 months of BSE/NSE announcements), read via the web — a deeper layer than the forum-sentiment read below.</w:t>
+      </w:r>
+    </w:p>
+    <w:p>
+      <w:pPr>
+        <w:spacing w:after="120"/>
+      </w:pPr>
+      <w:r>
+        <w:rPr>
+          <w:b/>
+          <w:bCs/>
+          <w:sz w:val="20"/>
+          <w:szCs w:val="20"/>
+        </w:rPr>
+        <w:t xml:space="preserve">Sources reviewed this pass:</w:t>
+      </w:r>
+    </w:p>
+    <w:p>
+      <w:pPr>
+        <w:pStyle w:val="ListParagraph"/>
+        <w:numPr>
+          <w:ilvl w:val="0"/>
+          <w:numId w:val="1"/>
+        </w:numPr>
+        <w:spacing w:after="60"/>
+      </w:pPr>
+      <w:r>
+        <w:t xml:space="preserve">Borosil Renewables Q1 FY27 results / investor presentation (16-Jul-2026) - SaurEnergy, Mercom, TaiyangNews, Investing.com (revenue Rs 405.7 Cr +17% YoY consol, net profit Rs 86.6 Cr vs Rs 203.5 Cr loss, standalone EBITDA Rs 142 Cr, margin 35%)</w:t>
+      </w:r>
+    </w:p>
+    <w:p>
+      <w:pPr>
+        <w:pStyle w:val="ListParagraph"/>
+        <w:numPr>
+          <w:ilvl w:val="0"/>
+          <w:numId w:val="1"/>
+        </w:numPr>
+        <w:spacing w:after="60"/>
+      </w:pPr>
+      <w:r>
+        <w:t xml:space="preserve">Q1 FY27 earnings call transcript / highlights - AlphaStreet, Yahoo Finance, Multibagg (ASP Rs 160.3/sq.mm, expansion on track Q4 FY27, industry capacity toward 7,700 TPD by Mar-27, Rs 4,000 Cr revenue ambition)</w:t>
+      </w:r>
+    </w:p>
+    <w:p>
+      <w:pPr>
+        <w:pStyle w:val="ListParagraph"/>
+        <w:numPr>
+          <w:ilvl w:val="0"/>
+          <w:numId w:val="1"/>
+        </w:numPr>
+        <w:spacing w:after="60"/>
+      </w:pPr>
+      <w:r>
+        <w:t xml:space="preserve">Chairman FY27-outlook interview - 'solar glass prices stable, demand strong'</w:t>
+      </w:r>
+    </w:p>
+    <w:p>
+      <w:pPr>
+        <w:pStyle w:val="ListParagraph"/>
+        <w:numPr>
+          <w:ilvl w:val="0"/>
+          <w:numId w:val="1"/>
+        </w:numPr>
+        <w:spacing w:after="60"/>
+      </w:pPr>
+      <w:r>
+        <w:t xml:space="preserve">Capacity-expansion coverage - Whalesbook / Choice / Mercom (600 TPD, SG-4/SG-5, Rs 950 Cr capex, +60% volume, ~10.5 GW total)</w:t>
+      </w:r>
+    </w:p>
+    <w:p>
+      <w:pPr>
+        <w:pStyle w:val="ListParagraph"/>
+        <w:numPr>
+          <w:ilvl w:val="0"/>
+          <w:numId w:val="1"/>
+        </w:numPr>
+        <w:spacing w:after="60"/>
+      </w:pPr>
+      <w:r>
+        <w:t xml:space="preserve">Screener.in / 5paisa / SimplyWallSt (price ~Rs 499, mcap ~Rs 7,352 Cr, P/E ~20x, total debt ~Rs 161 Cr Mar-25, D/E ~0.23)</w:t>
+      </w:r>
+    </w:p>
+    <w:p>
+      <w:pPr>
+        <w:pStyle w:val="ListParagraph"/>
+        <w:numPr>
+          <w:ilvl w:val="0"/>
+          <w:numId w:val="1"/>
+        </w:numPr>
+        <w:spacing w:after="60"/>
+      </w:pPr>
+      <w:r>
+        <w:t xml:space="preserve">SolarQuarter (Aug 2026) - warrant cancellation, issue proceeds revised to Rs 513.19 Cr for the expansion</w:t>
+      </w:r>
+    </w:p>
+    <w:p>
+      <w:pPr>
+        <w:spacing w:after="120"/>
+      </w:pPr>
+      <w:r>
+        <w:rPr>
+          <w:b/>
+          <w:bCs/>
+          <w:sz w:val="20"/>
+          <w:szCs w:val="20"/>
+        </w:rPr>
+        <w:t xml:space="preserve">Annual-report findings (3-year view):</w:t>
+      </w:r>
+    </w:p>
+    <w:p>
+      <w:pPr>
+        <w:pStyle w:val="ListParagraph"/>
+        <w:numPr>
+          <w:ilvl w:val="0"/>
+          <w:numId w:val="1"/>
+        </w:numPr>
+        <w:spacing w:after="60"/>
+      </w:pPr>
+      <w:r>
+        <w:t xml:space="preserve">Import-protection stack: ADD on Chinese/Vietnamese solar glass (effective Dec 2024, five years), CVD on Malaysian glass (Jun 2026), ALMM List-II domestic-content mandate (Jun 2026)</w:t>
+      </w:r>
+    </w:p>
+    <w:p>
+      <w:pPr>
+        <w:pStyle w:val="ListParagraph"/>
+        <w:numPr>
+          <w:ilvl w:val="0"/>
+          <w:numId w:val="1"/>
+        </w:numPr>
+        <w:spacing w:after="60"/>
+      </w:pPr>
+      <w:r>
+        <w:t xml:space="preserve">European (GMB/Interfloat) business exited - recurring losses eliminated, a clean capital-allocation correction of a prior mis-step</w:t>
+      </w:r>
+    </w:p>
+    <w:p>
+      <w:pPr>
+        <w:pStyle w:val="ListParagraph"/>
+        <w:numPr>
+          <w:ilvl w:val="0"/>
+          <w:numId w:val="1"/>
+        </w:numPr>
+        <w:spacing w:after="60"/>
+      </w:pPr>
+      <w:r>
+        <w:t xml:space="preserve">600 TPD expansion (SG-4/SG-5) at Rs 950 Cr, funded via warrants (Rs 513 Cr) plus accruals - debt kept modest (D/E ~0.23)</w:t>
+      </w:r>
+    </w:p>
+    <w:p>
+      <w:pPr>
+        <w:pStyle w:val="ListParagraph"/>
+        <w:numPr>
+          <w:ilvl w:val="0"/>
+          <w:numId w:val="1"/>
+        </w:numPr>
+        <w:spacing w:after="60"/>
+      </w:pPr>
+      <w:r>
+        <w:t xml:space="preserve">Total debt reduced to ~Rs 161 Cr (Mar-25) from ~Rs 419 Cr the prior year</w:t>
+      </w:r>
+    </w:p>
+    <w:p>
+      <w:pPr>
+        <w:pStyle w:val="ListParagraph"/>
+        <w:numPr>
+          <w:ilvl w:val="0"/>
+          <w:numId w:val="1"/>
+        </w:numPr>
+        <w:spacing w:after="60"/>
+      </w:pPr>
+      <w:r>
+        <w:t xml:space="preserve">Domestic solar-glass supply gap persists through Mar-27 even as industry capacity rises toward 7,700 TPD (~51 GW)</w:t>
+      </w:r>
+    </w:p>
+    <w:p>
+      <w:pPr>
+        <w:spacing w:after="120"/>
+      </w:pPr>
+      <w:r>
+        <w:rPr>
+          <w:b/>
+          <w:bCs/>
+          <w:sz w:val="20"/>
+          <w:szCs w:val="20"/>
+        </w:rPr>
+        <w:t xml:space="preserve">Quarterly trend (last ~4 quarters + concall commentary):</w:t>
+      </w:r>
+    </w:p>
+    <w:p>
+      <w:pPr>
+        <w:pStyle w:val="ListParagraph"/>
+        <w:numPr>
+          <w:ilvl w:val="0"/>
+          <w:numId w:val="1"/>
+        </w:numPr>
+        <w:spacing w:after="60"/>
+      </w:pPr>
+      <w:r>
+        <w:t xml:space="preserve">Four consecutive quarters with EBITDA margin above 33% (per management), 35% in Q1 FY27</w:t>
+      </w:r>
+    </w:p>
+    <w:p>
+      <w:pPr>
+        <w:pStyle w:val="ListParagraph"/>
+        <w:numPr>
+          <w:ilvl w:val="0"/>
+          <w:numId w:val="1"/>
+        </w:numPr>
+        <w:spacing w:after="60"/>
+      </w:pPr>
+      <w:r>
+        <w:t xml:space="preserve">Q1 FY26: net loss Rs 203.5 Cr (included European drag / one-offs)</w:t>
+      </w:r>
+    </w:p>
+    <w:p>
+      <w:pPr>
+        <w:pStyle w:val="ListParagraph"/>
+        <w:numPr>
+          <w:ilvl w:val="0"/>
+          <w:numId w:val="1"/>
+        </w:numPr>
+        <w:spacing w:after="60"/>
+      </w:pPr>
+      <w:r>
+        <w:t xml:space="preserve">Q1 FY27: revenue Rs 405.7 Cr (+17% YoY consol; +53% standalone on a lower base), standalone EBITDA Rs 142 Cr (+53% YoY), net profit Rs 86.6 Cr</w:t>
+      </w:r>
+    </w:p>
+    <w:p>
+      <w:pPr>
+        <w:pStyle w:val="ListParagraph"/>
+        <w:numPr>
+          <w:ilvl w:val="0"/>
+          <w:numId w:val="1"/>
+        </w:numPr>
+        <w:spacing w:after="60"/>
+      </w:pPr>
+      <w:r>
+        <w:t xml:space="preserve">ASP oldest-&gt;newest: Rs 138.1 (Q1 FY26) -&gt; Rs 150.2 (Q4 FY26) -&gt; Rs 160.3/sq.mm (Q1 FY27) - pricing rising each read</w:t>
+      </w:r>
+    </w:p>
+    <w:p>
+      <w:pPr>
+        <w:spacing w:after="120"/>
+      </w:pPr>
+      <w:r>
+        <w:rPr>
+          <w:b/>
+          <w:bCs/>
+          <w:sz w:val="20"/>
+          <w:szCs w:val="20"/>
+        </w:rPr>
+        <w:t xml:space="preserve">Exchange announcements (last 6 months):</w:t>
+      </w:r>
+    </w:p>
+    <w:p>
+      <w:pPr>
+        <w:pStyle w:val="ListParagraph"/>
+        <w:numPr>
+          <w:ilvl w:val="0"/>
+          <w:numId w:val="1"/>
+        </w:numPr>
+        <w:spacing w:after="60"/>
+      </w:pPr>
+      <w:r>
+        <w:t xml:space="preserve">Q1 FY27 results + investor presentation (16-Jul-2026)</w:t>
+      </w:r>
+    </w:p>
+    <w:p>
+      <w:pPr>
+        <w:pStyle w:val="ListParagraph"/>
+        <w:numPr>
+          <w:ilvl w:val="0"/>
+          <w:numId w:val="1"/>
+        </w:numPr>
+        <w:spacing w:after="60"/>
+      </w:pPr>
+      <w:r>
+        <w:t xml:space="preserve">Warrant tranche cancelled/forfeited; issue proceeds revised to Rs 513.19 Cr for the expansion (Aug 2026)</w:t>
+      </w:r>
+    </w:p>
+    <w:p>
+      <w:pPr>
+        <w:pStyle w:val="ListParagraph"/>
+        <w:numPr>
+          <w:ilvl w:val="0"/>
+          <w:numId w:val="1"/>
+        </w:numPr>
+        <w:spacing w:after="60"/>
+      </w:pPr>
+      <w:r>
+        <w:t xml:space="preserve">CVD on Malaysian solar glass notified (Jun 2026); ALMM List-II mandate effective (Jun 2026)</w:t>
+      </w:r>
+    </w:p>
+    <w:p>
+      <w:pPr>
+        <w:pStyle w:val="ListParagraph"/>
+        <w:numPr>
+          <w:ilvl w:val="0"/>
+          <w:numId w:val="1"/>
+        </w:numPr>
+        <w:spacing w:after="60"/>
+      </w:pPr>
+      <w:r>
+        <w:t xml:space="preserve">SG-4/SG-5 commissioning reaffirmed for Q4 FY27</w:t>
+      </w:r>
+    </w:p>
+    <w:p>
+      <w:pPr>
+        <w:spacing w:after="120"/>
+      </w:pPr>
+      <w:r>
+        <w:rPr>
+          <w:b/>
+          <w:bCs/>
+          <w:sz w:val="20"/>
+          <w:szCs w:val="20"/>
+        </w:rPr>
+        <w:t xml:space="preserve">Key new facts vs. the prior write-up:</w:t>
+      </w:r>
+    </w:p>
+    <w:p>
+      <w:pPr>
+        <w:pStyle w:val="ListParagraph"/>
+        <w:numPr>
+          <w:ilvl w:val="0"/>
+          <w:numId w:val="1"/>
+        </w:numPr>
+        <w:spacing w:after="60"/>
+      </w:pPr>
+      <w:r>
+        <w:t xml:space="preserve">Margin inflection is confirmed and multi-quarter (4 quarters &gt;33% EBITDA), not the 'choppy earnings' picture in the prior pass</w:t>
+      </w:r>
+    </w:p>
+    <w:p>
+      <w:pPr>
+        <w:pStyle w:val="ListParagraph"/>
+        <w:numPr>
+          <w:ilvl w:val="0"/>
+          <w:numId w:val="1"/>
+        </w:numPr>
+        <w:spacing w:after="60"/>
+      </w:pPr>
+      <w:r>
+        <w:t xml:space="preserve">Pricing power demonstrated via three consecutive rising ASP readings in a protected market</w:t>
+      </w:r>
+    </w:p>
+    <w:p>
+      <w:pPr>
+        <w:pStyle w:val="ListParagraph"/>
+        <w:numPr>
+          <w:ilvl w:val="0"/>
+          <w:numId w:val="1"/>
+        </w:numPr>
+        <w:spacing w:after="60"/>
+      </w:pPr>
+      <w:r>
+        <w:t xml:space="preserve">60% capacity expansion is dated (Q4 FY27) and largely funded</w:t>
+      </w:r>
+    </w:p>
+    <w:p>
+      <w:pPr>
+        <w:pStyle w:val="ListParagraph"/>
+        <w:numPr>
+          <w:ilvl w:val="0"/>
+          <w:numId w:val="1"/>
+        </w:numPr>
+        <w:spacing w:after="60"/>
+      </w:pPr>
+      <w:r>
+        <w:t xml:space="preserve">But the margin is policy-boosted and above through-cycle, and the ADD expires 2029 - peak_margin_risk</w:t>
+      </w:r>
+    </w:p>
+    <w:p>
+      <w:pPr>
+        <w:spacing w:after="120"/>
+      </w:pPr>
+      <w:r>
+        <w:rPr>
+          <w:b/>
+          <w:bCs/>
+          <w:sz w:val="20"/>
+          <w:szCs w:val="20"/>
+        </w:rPr>
+        <w:t xml:space="preserve">Open questions / what to watch:</w:t>
+      </w:r>
+    </w:p>
+    <w:p>
+      <w:pPr>
+        <w:pStyle w:val="ListParagraph"/>
+        <w:numPr>
+          <w:ilvl w:val="0"/>
+          <w:numId w:val="1"/>
+        </w:numPr>
+        <w:spacing w:after="60"/>
+      </w:pPr>
+      <w:r>
+        <w:t xml:space="preserve">Where does EBITDA margin settle once the 600 TPD comes on and domestic capacity floods in - low-30s, or back toward the 20s?</w:t>
+      </w:r>
+    </w:p>
+    <w:p>
+      <w:pPr>
+        <w:pStyle w:val="ListParagraph"/>
+        <w:numPr>
+          <w:ilvl w:val="0"/>
+          <w:numId w:val="1"/>
+        </w:numPr>
+        <w:spacing w:after="60"/>
+      </w:pPr>
+      <w:r>
+        <w:t xml:space="preserve">What happens at the 2029 ADD expiry, and is a renewal likely?</w:t>
+      </w:r>
+    </w:p>
+    <w:p>
+      <w:pPr>
+        <w:pStyle w:val="ListParagraph"/>
+        <w:numPr>
+          <w:ilvl w:val="0"/>
+          <w:numId w:val="1"/>
+        </w:numPr>
+        <w:spacing w:after="60"/>
+      </w:pPr>
+      <w:r>
+        <w:t xml:space="preserve">Track record: the multi-year record does not yet show consistent 10%+ revenue growth with 15%+ ROCE in the same year - is FY27 the first?</w:t>
+      </w:r>
+    </w:p>
+    <w:p>
+      <w:pPr>
+        <w:pStyle w:val="ListParagraph"/>
+        <w:numPr>
+          <w:ilvl w:val="0"/>
+          <w:numId w:val="1"/>
+        </w:numPr>
+        <w:spacing w:after="60"/>
+      </w:pPr>
+      <w:r>
+        <w:t xml:space="preserve">FCF conversion through the Rs 950 Cr capex - negative this pass; when does it turn?</w:t>
+      </w:r>
+    </w:p>
+    <w:p>
+      <w:pPr>
+        <w:spacing w:after="120" w:before="120"/>
+      </w:pPr>
+      <w:r>
+        <w:rPr>
+          <w:b/>
+          <w:bCs/>
+          <w:sz w:val="20"/>
+          <w:szCs w:val="20"/>
+        </w:rPr>
+        <w:t xml:space="preserve">Conviction impact: </w:t>
+      </w:r>
+      <w:r>
+        <w:rPr>
+          <w:sz w:val="20"/>
+          <w:szCs w:val="20"/>
+        </w:rPr>
+        <w:t xml:space="preserve">Low-Medium -&gt; Medium. Four consecutive quarters of &gt;33% EBITDA margin, ASP rising three readings in a row (Rs 138 -&gt; 150 -&gt; 160/sq.mm), a protected domestic market (ADD + CVD + ALMM List-II) and a 60% capacity expansion commissioning Q4 FY27 - a genuine multi-quarter earnings inflection - but margins are policy-boosted and above through-cycle, so capped at Medium with an unconfirmed caveat.</w:t>
       </w:r>
     </w:p>
     <w:p>
@@ -249,15 +766,22 @@
         <w:spacing w:after="120" w:before="280"/>
       </w:pPr>
       <w:r>
-        <w:t xml:space="preserve">ValuePickr Community Signal</w:t>
-      </w:r>
-    </w:p>
-    <w:p>
-      <w:pPr>
-        <w:spacing w:after="120"/>
-      </w:pPr>
-      <w:r>
-        <w:t xml:space="preserve">Active thread (320 replies, last activity 2026-07-22) but the most recent posts were low-content — a bare link to a Q1 earnings-call transcript and a terse question about negative-base growth math — rather than substantive conviction calls.</w:t>
+        <w:t xml:space="preserve">Guidance &amp; Expectation Gap</w:t>
+      </w:r>
+    </w:p>
+    <w:p>
+      <w:pPr>
+        <w:spacing w:after="120"/>
+      </w:pPr>
+      <w:r>
+        <w:rPr>
+          <w:i/>
+          <w:iCs/>
+          <w:color w:val="666666"/>
+          <w:sz w:val="18"/>
+          <w:szCs w:val="18"/>
+        </w:rPr>
+        <w:t xml:space="preserve">Management guidance decoded into commitments, graded on the expectation → action → operational → commercial → financial ladder, then compared to what the current price appears to assume. Method: playbook/guidance-and-expectation-gap.md.</w:t>
       </w:r>
     </w:p>
     <w:p>
@@ -271,14 +795,1064 @@
           <w:sz w:val="20"/>
           <w:szCs w:val="20"/>
         </w:rPr>
-        <w:t xml:space="preserve">High-conviction call from a top contributor: </w:t>
-      </w:r>
-      <w:r>
-        <w:rPr>
-          <w:sz w:val="20"/>
-          <w:szCs w:val="20"/>
-        </w:rPr>
-        <w:t xml:space="preserve">Both recent posts checked were uninformative: bbbhutra (0 loves) just linked a Q1 2026 earnings-call transcript reporting 'strong growth'; Rinkesh_Shah (0 loves) asked how growth is calculated on a negative number, implying some confusion or debate over a prior-period loss base. Neither is a reasoned conviction call. posts_seen=1 each.</w:t>
+        <w:t xml:space="preserve">Commitment ladder (most-proven first):</w:t>
+      </w:r>
+    </w:p>
+    <w:tbl>
+      <w:tblPr>
+        <w:tblW w:type="dxa" w:w="9000"/>
+        <w:tblBorders>
+          <w:top w:val="single" w:color="auto" w:sz="4"/>
+          <w:left w:val="single" w:color="auto" w:sz="4"/>
+          <w:bottom w:val="single" w:color="auto" w:sz="4"/>
+          <w:right w:val="single" w:color="auto" w:sz="4"/>
+          <w:insideH w:val="single" w:color="auto" w:sz="4"/>
+          <w:insideV w:val="single" w:color="auto" w:sz="4"/>
+        </w:tblBorders>
+      </w:tblPr>
+      <w:tblGrid>
+        <w:gridCol w:w="1100"/>
+        <w:gridCol w:w="2600"/>
+        <w:gridCol w:w="2400"/>
+        <w:gridCol w:w="900"/>
+        <w:gridCol w:w="1200"/>
+        <w:gridCol w:w="800"/>
+      </w:tblGrid>
+      <w:tr>
+        <w:trPr>
+          <w:tblHeader/>
+        </w:trPr>
+        <w:tc>
+          <w:tcPr>
+            <w:tcW w:type="dxa" w:w="1100"/>
+            <w:shd w:fill="F2F2F2" w:val="clear"/>
+          </w:tcPr>
+          <w:p>
+            <w:r>
+              <w:rPr>
+                <w:b/>
+                <w:bCs/>
+                <w:sz w:val="18"/>
+                <w:szCs w:val="18"/>
+              </w:rPr>
+              <w:t xml:space="preserve">Area</w:t>
+            </w:r>
+          </w:p>
+        </w:tc>
+        <w:tc>
+          <w:tcPr>
+            <w:tcW w:type="dxa" w:w="2600"/>
+            <w:shd w:fill="F2F2F2" w:val="clear"/>
+          </w:tcPr>
+          <w:p>
+            <w:r>
+              <w:rPr>
+                <w:b/>
+                <w:bCs/>
+                <w:sz w:val="18"/>
+                <w:szCs w:val="18"/>
+              </w:rPr>
+              <w:t xml:space="preserve">Commitment</w:t>
+            </w:r>
+          </w:p>
+        </w:tc>
+        <w:tc>
+          <w:tcPr>
+            <w:tcW w:type="dxa" w:w="2400"/>
+            <w:shd w:fill="F2F2F2" w:val="clear"/>
+          </w:tcPr>
+          <w:p>
+            <w:r>
+              <w:rPr>
+                <w:b/>
+                <w:bCs/>
+                <w:sz w:val="18"/>
+                <w:szCs w:val="18"/>
+              </w:rPr>
+              <w:t xml:space="preserve">Specifics</w:t>
+            </w:r>
+          </w:p>
+        </w:tc>
+        <w:tc>
+          <w:tcPr>
+            <w:tcW w:type="dxa" w:w="900"/>
+            <w:shd w:fill="F2F2F2" w:val="clear"/>
+          </w:tcPr>
+          <w:p>
+            <w:r>
+              <w:rPr>
+                <w:b/>
+                <w:bCs/>
+                <w:sz w:val="18"/>
+                <w:szCs w:val="18"/>
+              </w:rPr>
+              <w:t xml:space="preserve">By when</w:t>
+            </w:r>
+          </w:p>
+        </w:tc>
+        <w:tc>
+          <w:tcPr>
+            <w:tcW w:type="dxa" w:w="1200"/>
+            <w:shd w:fill="F2F2F2" w:val="clear"/>
+          </w:tcPr>
+          <w:p>
+            <w:r>
+              <w:rPr>
+                <w:b/>
+                <w:bCs/>
+                <w:sz w:val="18"/>
+                <w:szCs w:val="18"/>
+              </w:rPr>
+              <w:t xml:space="preserve">Stage</w:t>
+            </w:r>
+          </w:p>
+        </w:tc>
+        <w:tc>
+          <w:tcPr>
+            <w:tcW w:type="dxa" w:w="800"/>
+            <w:shd w:fill="F2F2F2" w:val="clear"/>
+          </w:tcPr>
+          <w:p>
+            <w:r>
+              <w:rPr>
+                <w:b/>
+                <w:bCs/>
+                <w:sz w:val="18"/>
+                <w:szCs w:val="18"/>
+              </w:rPr>
+              <w:t xml:space="preserve">Thesis-critical</w:t>
+            </w:r>
+          </w:p>
+        </w:tc>
+      </w:tr>
+      <w:tr>
+        <w:tc>
+          <w:tcPr>
+            <w:tcW w:type="dxa" w:w="1100"/>
+          </w:tcPr>
+          <w:p>
+            <w:r>
+              <w:rPr>
+                <w:b w:val="false"/>
+                <w:bCs w:val="false"/>
+                <w:sz w:val="18"/>
+                <w:szCs w:val="18"/>
+              </w:rPr>
+              <w:t xml:space="preserve">margin</w:t>
+            </w:r>
+          </w:p>
+        </w:tc>
+        <w:tc>
+          <w:tcPr>
+            <w:tcW w:type="dxa" w:w="2600"/>
+          </w:tcPr>
+          <w:p>
+            <w:r>
+              <w:rPr>
+                <w:b w:val="false"/>
+                <w:bCs w:val="false"/>
+                <w:sz w:val="18"/>
+                <w:szCs w:val="18"/>
+              </w:rPr>
+              <w:t xml:space="preserve">Sustain elevated margins on the import-protection stack</w:t>
+            </w:r>
+          </w:p>
+        </w:tc>
+        <w:tc>
+          <w:tcPr>
+            <w:tcW w:type="dxa" w:w="2400"/>
+          </w:tcPr>
+          <w:p>
+            <w:r>
+              <w:rPr>
+                <w:b w:val="false"/>
+                <w:bCs w:val="false"/>
+                <w:sz w:val="18"/>
+                <w:szCs w:val="18"/>
+              </w:rPr>
+              <w:t xml:space="preserve">ADD (to 2029) + CVD (Malaysia) + ALMM List-II; EBITDA margin 35% in Q1 FY27</w:t>
+            </w:r>
+          </w:p>
+        </w:tc>
+        <w:tc>
+          <w:tcPr>
+            <w:tcW w:type="dxa" w:w="900"/>
+          </w:tcPr>
+          <w:p>
+            <w:r>
+              <w:rPr>
+                <w:b w:val="false"/>
+                <w:bCs w:val="false"/>
+                <w:sz w:val="18"/>
+                <w:szCs w:val="18"/>
+              </w:rPr>
+              <w:t xml:space="preserve">FY27</w:t>
+            </w:r>
+          </w:p>
+        </w:tc>
+        <w:tc>
+          <w:tcPr>
+            <w:tcW w:type="dxa" w:w="1200"/>
+          </w:tcPr>
+          <w:p>
+            <w:r>
+              <w:rPr>
+                <w:b w:val="false"/>
+                <w:bCs w:val="false"/>
+                <w:sz w:val="18"/>
+                <w:szCs w:val="18"/>
+              </w:rPr>
+              <w:t xml:space="preserve">financial</w:t>
+            </w:r>
+          </w:p>
+        </w:tc>
+        <w:tc>
+          <w:tcPr>
+            <w:tcW w:type="dxa" w:w="800"/>
+          </w:tcPr>
+          <w:p>
+            <w:r>
+              <w:rPr>
+                <w:b w:val="false"/>
+                <w:bCs w:val="false"/>
+                <w:sz w:val="18"/>
+                <w:szCs w:val="18"/>
+              </w:rPr>
+              <w:t xml:space="preserve">yes</w:t>
+            </w:r>
+          </w:p>
+        </w:tc>
+      </w:tr>
+      <w:tr>
+        <w:tc>
+          <w:tcPr>
+            <w:tcW w:type="dxa" w:w="1100"/>
+          </w:tcPr>
+          <w:p>
+            <w:r>
+              <w:rPr>
+                <w:b w:val="false"/>
+                <w:bCs w:val="false"/>
+                <w:sz w:val="18"/>
+                <w:szCs w:val="18"/>
+              </w:rPr>
+              <w:t xml:space="preserve">capacity</w:t>
+            </w:r>
+          </w:p>
+        </w:tc>
+        <w:tc>
+          <w:tcPr>
+            <w:tcW w:type="dxa" w:w="2600"/>
+          </w:tcPr>
+          <w:p>
+            <w:r>
+              <w:rPr>
+                <w:b w:val="false"/>
+                <w:bCs w:val="false"/>
+                <w:sz w:val="18"/>
+                <w:szCs w:val="18"/>
+              </w:rPr>
+              <w:t xml:space="preserve">Commission 600 TPD (SG-4/SG-5), +60% volume</w:t>
+            </w:r>
+          </w:p>
+        </w:tc>
+        <w:tc>
+          <w:tcPr>
+            <w:tcW w:type="dxa" w:w="2400"/>
+          </w:tcPr>
+          <w:p>
+            <w:r>
+              <w:rPr>
+                <w:b w:val="false"/>
+                <w:bCs w:val="false"/>
+                <w:sz w:val="18"/>
+                <w:szCs w:val="18"/>
+              </w:rPr>
+              <w:t xml:space="preserve">Rs 950 Cr capex; 1,000 -&gt; 1,600 TPD (~10.5 GW)</w:t>
+            </w:r>
+          </w:p>
+        </w:tc>
+        <w:tc>
+          <w:tcPr>
+            <w:tcW w:type="dxa" w:w="900"/>
+          </w:tcPr>
+          <w:p>
+            <w:r>
+              <w:rPr>
+                <w:b w:val="false"/>
+                <w:bCs w:val="false"/>
+                <w:sz w:val="18"/>
+                <w:szCs w:val="18"/>
+              </w:rPr>
+              <w:t xml:space="preserve">12M</w:t>
+            </w:r>
+          </w:p>
+        </w:tc>
+        <w:tc>
+          <w:tcPr>
+            <w:tcW w:type="dxa" w:w="1200"/>
+          </w:tcPr>
+          <w:p>
+            <w:r>
+              <w:rPr>
+                <w:b w:val="false"/>
+                <w:bCs w:val="false"/>
+                <w:sz w:val="18"/>
+                <w:szCs w:val="18"/>
+              </w:rPr>
+              <w:t xml:space="preserve">operational</w:t>
+            </w:r>
+          </w:p>
+        </w:tc>
+        <w:tc>
+          <w:tcPr>
+            <w:tcW w:type="dxa" w:w="800"/>
+          </w:tcPr>
+          <w:p>
+            <w:r>
+              <w:rPr>
+                <w:b w:val="false"/>
+                <w:bCs w:val="false"/>
+                <w:sz w:val="18"/>
+                <w:szCs w:val="18"/>
+              </w:rPr>
+              <w:t xml:space="preserve">yes</w:t>
+            </w:r>
+          </w:p>
+        </w:tc>
+      </w:tr>
+      <w:tr>
+        <w:tc>
+          <w:tcPr>
+            <w:tcW w:type="dxa" w:w="1100"/>
+          </w:tcPr>
+          <w:p>
+            <w:r>
+              <w:rPr>
+                <w:b w:val="false"/>
+                <w:bCs w:val="false"/>
+                <w:sz w:val="18"/>
+                <w:szCs w:val="18"/>
+              </w:rPr>
+              <w:t xml:space="preserve">growth</w:t>
+            </w:r>
+          </w:p>
+        </w:tc>
+        <w:tc>
+          <w:tcPr>
+            <w:tcW w:type="dxa" w:w="2600"/>
+          </w:tcPr>
+          <w:p>
+            <w:r>
+              <w:rPr>
+                <w:b w:val="false"/>
+                <w:bCs w:val="false"/>
+                <w:sz w:val="18"/>
+                <w:szCs w:val="18"/>
+              </w:rPr>
+              <w:t xml:space="preserve">Revenue over Rs 4,000 Cr within 3-4 years</w:t>
+            </w:r>
+          </w:p>
+        </w:tc>
+        <w:tc>
+          <w:tcPr>
+            <w:tcW w:type="dxa" w:w="2400"/>
+          </w:tcPr>
+          <w:p>
+            <w:r>
+              <w:rPr>
+                <w:b w:val="false"/>
+                <w:bCs w:val="false"/>
+                <w:sz w:val="18"/>
+                <w:szCs w:val="18"/>
+              </w:rPr>
+              <w:t xml:space="preserve">from ~Rs 1,600 Cr run-rate; ~2.5x</w:t>
+            </w:r>
+          </w:p>
+        </w:tc>
+        <w:tc>
+          <w:tcPr>
+            <w:tcW w:type="dxa" w:w="900"/>
+          </w:tcPr>
+          <w:p>
+            <w:r>
+              <w:rPr>
+                <w:b w:val="false"/>
+                <w:bCs w:val="false"/>
+                <w:sz w:val="18"/>
+                <w:szCs w:val="18"/>
+              </w:rPr>
+              <w:t xml:space="preserve">beyond</w:t>
+            </w:r>
+          </w:p>
+        </w:tc>
+        <w:tc>
+          <w:tcPr>
+            <w:tcW w:type="dxa" w:w="1200"/>
+          </w:tcPr>
+          <w:p>
+            <w:r>
+              <w:rPr>
+                <w:b w:val="false"/>
+                <w:bCs w:val="false"/>
+                <w:sz w:val="18"/>
+                <w:szCs w:val="18"/>
+              </w:rPr>
+              <w:t xml:space="preserve">expectation</w:t>
+            </w:r>
+          </w:p>
+        </w:tc>
+        <w:tc>
+          <w:tcPr>
+            <w:tcW w:type="dxa" w:w="800"/>
+          </w:tcPr>
+          <w:p>
+            <w:r>
+              <w:rPr>
+                <w:b w:val="false"/>
+                <w:bCs w:val="false"/>
+                <w:sz w:val="18"/>
+                <w:szCs w:val="18"/>
+              </w:rPr>
+              <w:t xml:space="preserve">yes</w:t>
+            </w:r>
+          </w:p>
+        </w:tc>
+      </w:tr>
+      <w:tr>
+        <w:tc>
+          <w:tcPr>
+            <w:tcW w:type="dxa" w:w="1100"/>
+          </w:tcPr>
+          <w:p>
+            <w:r>
+              <w:rPr>
+                <w:b w:val="false"/>
+                <w:bCs w:val="false"/>
+                <w:sz w:val="18"/>
+                <w:szCs w:val="18"/>
+              </w:rPr>
+              <w:t xml:space="preserve">new_business</w:t>
+            </w:r>
+          </w:p>
+        </w:tc>
+        <w:tc>
+          <w:tcPr>
+            <w:tcW w:type="dxa" w:w="2600"/>
+          </w:tcPr>
+          <w:p>
+            <w:r>
+              <w:rPr>
+                <w:b w:val="false"/>
+                <w:bCs w:val="false"/>
+                <w:sz w:val="18"/>
+                <w:szCs w:val="18"/>
+              </w:rPr>
+              <w:t xml:space="preserve">Expand the rooftop solar business</w:t>
+            </w:r>
+          </w:p>
+        </w:tc>
+        <w:tc>
+          <w:tcPr>
+            <w:tcW w:type="dxa" w:w="2400"/>
+          </w:tcPr>
+          <w:p>
+            <w:r>
+              <w:rPr>
+                <w:b w:val="false"/>
+                <w:bCs w:val="false"/>
+                <w:sz w:val="18"/>
+                <w:szCs w:val="18"/>
+              </w:rPr>
+              <w:t xml:space="preserve">not quantified</w:t>
+            </w:r>
+          </w:p>
+        </w:tc>
+        <w:tc>
+          <w:tcPr>
+            <w:tcW w:type="dxa" w:w="900"/>
+          </w:tcPr>
+          <w:p>
+            <w:r>
+              <w:rPr>
+                <w:b w:val="false"/>
+                <w:bCs w:val="false"/>
+                <w:sz w:val="18"/>
+                <w:szCs w:val="18"/>
+              </w:rPr>
+              <w:t xml:space="preserve">FY28</w:t>
+            </w:r>
+          </w:p>
+        </w:tc>
+        <w:tc>
+          <w:tcPr>
+            <w:tcW w:type="dxa" w:w="1200"/>
+          </w:tcPr>
+          <w:p>
+            <w:r>
+              <w:rPr>
+                <w:b w:val="false"/>
+                <w:bCs w:val="false"/>
+                <w:sz w:val="18"/>
+                <w:szCs w:val="18"/>
+              </w:rPr>
+              <w:t xml:space="preserve">expectation</w:t>
+            </w:r>
+          </w:p>
+        </w:tc>
+        <w:tc>
+          <w:tcPr>
+            <w:tcW w:type="dxa" w:w="800"/>
+          </w:tcPr>
+          <w:p>
+            <w:r>
+              <w:rPr>
+                <w:b w:val="false"/>
+                <w:bCs w:val="false"/>
+                <w:sz w:val="18"/>
+                <w:szCs w:val="18"/>
+              </w:rPr>
+              <w:t xml:space="preserve"/>
+            </w:r>
+          </w:p>
+        </w:tc>
+      </w:tr>
+    </w:tbl>
+    <w:p>
+      <w:pPr>
+        <w:spacing w:after="60" w:before="120"/>
+      </w:pPr>
+      <w:r>
+        <w:rPr>
+          <w:b/>
+          <w:bCs/>
+          <w:sz w:val="20"/>
+          <w:szCs w:val="20"/>
+        </w:rPr>
+        <w:t xml:space="preserve">Earnings chain: </w:t>
+      </w:r>
+      <w:r>
+        <w:rPr>
+          <w:b w:val="false"/>
+          <w:bCs w:val="false"/>
+          <w:sz w:val="20"/>
+          <w:szCs w:val="20"/>
+        </w:rPr>
+        <w:t xml:space="preserve">import-protection stack (ADD + CVD + ALMM List-II)</w:t>
+      </w:r>
+      <w:r>
+        <w:rPr>
+          <w:color w:val="666666"/>
+          <w:sz w:val="20"/>
+          <w:szCs w:val="20"/>
+        </w:rPr>
+        <w:t xml:space="preserve"> → </w:t>
+      </w:r>
+      <w:r>
+        <w:rPr>
+          <w:b w:val="false"/>
+          <w:bCs w:val="false"/>
+          <w:sz w:val="20"/>
+          <w:szCs w:val="20"/>
+        </w:rPr>
+        <w:t xml:space="preserve">domestic solar-glass supply gap -&gt; pricing power (ASP up)</w:t>
+      </w:r>
+      <w:r>
+        <w:rPr>
+          <w:color w:val="666666"/>
+          <w:sz w:val="20"/>
+          <w:szCs w:val="20"/>
+        </w:rPr>
+        <w:t xml:space="preserve"> → </w:t>
+      </w:r>
+      <w:r>
+        <w:rPr>
+          <w:b w:val="false"/>
+          <w:bCs w:val="false"/>
+          <w:sz w:val="20"/>
+          <w:szCs w:val="20"/>
+        </w:rPr>
+        <w:t xml:space="preserve">EBITDA margin &gt;33%</w:t>
+      </w:r>
+      <w:r>
+        <w:rPr>
+          <w:color w:val="666666"/>
+          <w:sz w:val="20"/>
+          <w:szCs w:val="20"/>
+        </w:rPr>
+        <w:t xml:space="preserve"> → </w:t>
+      </w:r>
+      <w:r>
+        <w:rPr>
+          <w:b/>
+          <w:bCs/>
+          <w:color w:val="A32020"/>
+          <w:sz w:val="20"/>
+          <w:szCs w:val="20"/>
+        </w:rPr>
+        <w:t xml:space="preserve">600 TPD capacity add (SG-4/SG-5)</w:t>
+      </w:r>
+      <w:r>
+        <w:rPr>
+          <w:color w:val="666666"/>
+          <w:sz w:val="20"/>
+          <w:szCs w:val="20"/>
+        </w:rPr>
+        <w:t xml:space="preserve"> → </w:t>
+      </w:r>
+      <w:r>
+        <w:rPr>
+          <w:b w:val="false"/>
+          <w:bCs w:val="false"/>
+          <w:sz w:val="20"/>
+          <w:szCs w:val="20"/>
+        </w:rPr>
+        <w:t xml:space="preserve">volume +60% into FY28</w:t>
+      </w:r>
+      <w:r>
+        <w:rPr>
+          <w:color w:val="666666"/>
+          <w:sz w:val="20"/>
+          <w:szCs w:val="20"/>
+        </w:rPr>
+        <w:t xml:space="preserve"> → </w:t>
+      </w:r>
+      <w:r>
+        <w:rPr>
+          <w:b w:val="false"/>
+          <w:bCs w:val="false"/>
+          <w:sz w:val="20"/>
+          <w:szCs w:val="20"/>
+        </w:rPr>
+        <w:t xml:space="preserve">revenue toward Rs 4,000 Cr</w:t>
+      </w:r>
+      <w:r>
+        <w:rPr>
+          <w:color w:val="666666"/>
+          <w:sz w:val="20"/>
+          <w:szCs w:val="20"/>
+        </w:rPr>
+        <w:t xml:space="preserve"> → </w:t>
+      </w:r>
+      <w:r>
+        <w:rPr>
+          <w:b w:val="false"/>
+          <w:bCs w:val="false"/>
+          <w:sz w:val="20"/>
+          <w:szCs w:val="20"/>
+        </w:rPr>
+        <w:t xml:space="preserve">PAT</w:t>
+      </w:r>
+    </w:p>
+    <w:p>
+      <w:pPr>
+        <w:spacing w:after="120"/>
+      </w:pPr>
+      <w:r>
+        <w:rPr>
+          <w:color w:val="666666"/>
+          <w:sz w:val="18"/>
+          <w:szCs w:val="18"/>
+        </w:rPr>
+        <w:t xml:space="preserve">Bottleneck link: 600 TPD capacity add (SG-4/SG-5).</w:t>
+      </w:r>
+    </w:p>
+    <w:p>
+      <w:pPr>
+        <w:spacing w:after="120"/>
+      </w:pPr>
+      <w:r>
+        <w:rPr>
+          <w:color w:val="666666"/>
+          <w:sz w:val="18"/>
+          <w:szCs w:val="18"/>
+        </w:rPr>
+        <w:t xml:space="preserve">Operating leverage: yes - fixed furnace cost base; volume +60% on a protected price supports margin, subject to ASP normalisation</w:t>
+      </w:r>
+    </w:p>
+    <w:p>
+      <w:pPr>
+        <w:spacing w:after="120"/>
+      </w:pPr>
+      <w:r>
+        <w:rPr>
+          <w:color w:val="666666"/>
+          <w:sz w:val="18"/>
+          <w:szCs w:val="18"/>
+        </w:rPr>
+        <w:t xml:space="preserve">Evidenced: import-protection stack (ADD + CVD + ALMM List-II); domestic solar-glass supply gap -&gt; pricing power (ASP up); EBITDA margin &gt;33%; 600 TPD capacity add (SG-4/SG-5). Still assumed: volume +60% into FY28; revenue toward Rs 4,000 Cr.</w:t>
+      </w:r>
+    </w:p>
+    <w:p>
+      <w:pPr>
+        <w:spacing w:after="120"/>
+      </w:pPr>
+      <w:r>
+        <w:rPr>
+          <w:b/>
+          <w:bCs/>
+          <w:sz w:val="20"/>
+          <w:szCs w:val="20"/>
+        </w:rPr>
+        <w:t xml:space="preserve">Market expectation vs. our path:</w:t>
+      </w:r>
+    </w:p>
+    <w:tbl>
+      <w:tblPr>
+        <w:tblW w:type="dxa" w:w="9000"/>
+        <w:tblBorders>
+          <w:top w:val="single" w:color="auto" w:sz="4"/>
+          <w:left w:val="single" w:color="auto" w:sz="4"/>
+          <w:bottom w:val="single" w:color="auto" w:sz="4"/>
+          <w:right w:val="single" w:color="auto" w:sz="4"/>
+          <w:insideH w:val="single" w:color="auto" w:sz="4"/>
+          <w:insideV w:val="single" w:color="auto" w:sz="4"/>
+        </w:tblBorders>
+      </w:tblPr>
+      <w:tblGrid>
+        <w:gridCol w:w="3200"/>
+        <w:gridCol w:w="5800"/>
+      </w:tblGrid>
+      <w:tr>
+        <w:tc>
+          <w:tcPr>
+            <w:tcW w:type="dxa" w:w="3200"/>
+            <w:shd w:fill="F2F2F2" w:val="clear"/>
+          </w:tcPr>
+          <w:p>
+            <w:r>
+              <w:rPr>
+                <w:b/>
+                <w:bCs/>
+              </w:rPr>
+              <w:t xml:space="preserve">As of</w:t>
+            </w:r>
+          </w:p>
+        </w:tc>
+        <w:tc>
+          <w:tcPr>
+            <w:tcW w:type="dxa" w:w="5800"/>
+          </w:tcPr>
+          <w:p>
+            <w:r>
+              <w:t xml:space="preserve">2026-09-08</w:t>
+            </w:r>
+          </w:p>
+        </w:tc>
+      </w:tr>
+      <w:tr>
+        <w:tc>
+          <w:tcPr>
+            <w:tcW w:type="dxa" w:w="3200"/>
+            <w:shd w:fill="F2F2F2" w:val="clear"/>
+          </w:tcPr>
+          <w:p>
+            <w:r>
+              <w:rPr>
+                <w:b/>
+                <w:bCs/>
+              </w:rPr>
+              <w:t xml:space="preserve">Price / multiple</w:t>
+            </w:r>
+          </w:p>
+        </w:tc>
+        <w:tc>
+          <w:tcPr>
+            <w:tcW w:type="dxa" w:w="5800"/>
+          </w:tcPr>
+          <w:p>
+            <w:r>
+              <w:t xml:space="preserve">Rs 499 · 20x P/E</w:t>
+            </w:r>
+          </w:p>
+        </w:tc>
+      </w:tr>
+      <w:tr>
+        <w:tc>
+          <w:tcPr>
+            <w:tcW w:type="dxa" w:w="3200"/>
+            <w:shd w:fill="F2F2F2" w:val="clear"/>
+          </w:tcPr>
+          <w:p>
+            <w:r>
+              <w:rPr>
+                <w:b/>
+                <w:bCs/>
+              </w:rPr>
+              <w:t xml:space="preserve">Right valuation lens</w:t>
+            </w:r>
+          </w:p>
+        </w:tc>
+        <w:tc>
+          <w:tcPr>
+            <w:tcW w:type="dxa" w:w="5800"/>
+          </w:tcPr>
+          <w:p>
+            <w:r>
+              <w:t xml:space="preserve">P/E</w:t>
+            </w:r>
+          </w:p>
+        </w:tc>
+      </w:tr>
+      <w:tr>
+        <w:tc>
+          <w:tcPr>
+            <w:tcW w:type="dxa" w:w="3200"/>
+            <w:shd w:fill="F2F2F2" w:val="clear"/>
+          </w:tcPr>
+          <w:p>
+            <w:r>
+              <w:rPr>
+                <w:b/>
+                <w:bCs/>
+              </w:rPr>
+              <w:t xml:space="preserve">Price implies</w:t>
+            </w:r>
+          </w:p>
+        </w:tc>
+        <w:tc>
+          <w:tcPr>
+            <w:tcW w:type="dxa" w:w="5800"/>
+          </w:tcPr>
+          <w:p>
+            <w:r>
+              <w:t xml:space="preserve">~15-18% EPS CAGR FY26-28 justifies ~20x trailing at a ~14-16x cyclical exit; the real swing is whether the ADD-boosted ~35% EBITDA margin holds as capacity floods in</w:t>
+            </w:r>
+          </w:p>
+        </w:tc>
+      </w:tr>
+      <w:tr>
+        <w:tc>
+          <w:tcPr>
+            <w:tcW w:type="dxa" w:w="3200"/>
+            <w:shd w:fill="F2F2F2" w:val="clear"/>
+          </w:tcPr>
+          <w:p>
+            <w:r>
+              <w:rPr>
+                <w:b/>
+                <w:bCs/>
+              </w:rPr>
+              <w:t xml:space="preserve">Our FY27</w:t>
+            </w:r>
+          </w:p>
+        </w:tc>
+        <w:tc>
+          <w:tcPr>
+            <w:tcW w:type="dxa" w:w="5800"/>
+          </w:tcPr>
+          <w:p>
+            <w:r>
+              <w:t xml:space="preserve">revenue +15-20%; EBITDA margin high-20s to low-30s (some normalisation from 35%); PAT sharply up on the loss-free base</w:t>
+            </w:r>
+          </w:p>
+        </w:tc>
+      </w:tr>
+      <w:tr>
+        <w:tc>
+          <w:tcPr>
+            <w:tcW w:type="dxa" w:w="3200"/>
+            <w:shd w:fill="F2F2F2" w:val="clear"/>
+          </w:tcPr>
+          <w:p>
+            <w:r>
+              <w:rPr>
+                <w:b/>
+                <w:bCs/>
+              </w:rPr>
+              <w:t xml:space="preserve">Our FY28</w:t>
+            </w:r>
+          </w:p>
+        </w:tc>
+        <w:tc>
+          <w:tcPr>
+            <w:tcW w:type="dxa" w:w="5800"/>
+          </w:tcPr>
+          <w:p>
+            <w:r>
+              <w:t xml:space="preserve">60% volume step-up from SG-4/SG-5 offsets partial price normalisation; revenue ~Rs 2,200-2,600 Cr</w:t>
+            </w:r>
+          </w:p>
+        </w:tc>
+      </w:tr>
+      <w:tr>
+        <w:tc>
+          <w:tcPr>
+            <w:tcW w:type="dxa" w:w="3200"/>
+            <w:shd w:fill="F2F2F2" w:val="clear"/>
+          </w:tcPr>
+          <w:p>
+            <w:r>
+              <w:rPr>
+                <w:b/>
+                <w:bCs/>
+              </w:rPr>
+              <w:t xml:space="preserve">Gap direction</w:t>
+            </w:r>
+          </w:p>
+        </w:tc>
+        <w:tc>
+          <w:tcPr>
+            <w:tcW w:type="dxa" w:w="5800"/>
+          </w:tcPr>
+          <w:p>
+            <w:r>
+              <w:t xml:space="preserve">partially-priced</w:t>
+            </w:r>
+          </w:p>
+        </w:tc>
+      </w:tr>
+      <w:tr>
+        <w:tc>
+          <w:tcPr>
+            <w:tcW w:type="dxa" w:w="3200"/>
+            <w:shd w:fill="F2F2F2" w:val="clear"/>
+          </w:tcPr>
+          <w:p>
+            <w:r>
+              <w:rPr>
+                <w:b/>
+                <w:bCs/>
+              </w:rPr>
+              <w:t xml:space="preserve">Gap type</w:t>
+            </w:r>
+          </w:p>
+        </w:tc>
+        <w:tc>
+          <w:tcPr>
+            <w:tcW w:type="dxa" w:w="5800"/>
+          </w:tcPr>
+          <w:p>
+            <w:r>
+              <w:t xml:space="preserve">margin</w:t>
+            </w:r>
+          </w:p>
+        </w:tc>
+      </w:tr>
+      <w:tr>
+        <w:tc>
+          <w:tcPr>
+            <w:tcW w:type="dxa" w:w="3200"/>
+            <w:shd w:fill="F2F2F2" w:val="clear"/>
+          </w:tcPr>
+          <w:p>
+            <w:r>
+              <w:rPr>
+                <w:b/>
+                <w:bCs/>
+              </w:rPr>
+              <w:t xml:space="preserve">Gap magnitude</w:t>
+            </w:r>
+          </w:p>
+        </w:tc>
+        <w:tc>
+          <w:tcPr>
+            <w:tcW w:type="dxa" w:w="5800"/>
+          </w:tcPr>
+          <w:p>
+            <w:r>
+              <w:t xml:space="preserve">not estimable</w:t>
+            </w:r>
+          </w:p>
+        </w:tc>
+      </w:tr>
+      <w:tr>
+        <w:tc>
+          <w:tcPr>
+            <w:tcW w:type="dxa" w:w="3200"/>
+            <w:shd w:fill="F2F2F2" w:val="clear"/>
+          </w:tcPr>
+          <w:p>
+            <w:r>
+              <w:rPr>
+                <w:b/>
+                <w:bCs/>
+              </w:rPr>
+              <w:t xml:space="preserve">Gap basis</w:t>
+            </w:r>
+          </w:p>
+        </w:tc>
+        <w:tc>
+          <w:tcPr>
+            <w:tcW w:type="dxa" w:w="5800"/>
+          </w:tcPr>
+          <w:p>
+            <w:r>
+              <w:t xml:space="preserve">market has priced the recovery and re-rated the stock; the capacity step-up plus a persistent supply gap could be underappreciated, but that is offset by peak_margin_risk on a policy-inflated base</w:t>
+            </w:r>
+          </w:p>
+        </w:tc>
+      </w:tr>
+      <w:tr>
+        <w:tc>
+          <w:tcPr>
+            <w:tcW w:type="dxa" w:w="3200"/>
+            <w:shd w:fill="F2F2F2" w:val="clear"/>
+          </w:tcPr>
+          <w:p>
+            <w:r>
+              <w:rPr>
+                <w:b/>
+                <w:bCs/>
+              </w:rPr>
+              <w:t xml:space="preserve">Evidence quality</w:t>
+            </w:r>
+          </w:p>
+        </w:tc>
+        <w:tc>
+          <w:tcPr>
+            <w:tcW w:type="dxa" w:w="5800"/>
+          </w:tcPr>
+          <w:p>
+            <w:r>
+              <w:t xml:space="preserve">moderate</w:t>
+            </w:r>
+          </w:p>
+        </w:tc>
+      </w:tr>
+    </w:tbl>
+    <w:p>
+      <w:pPr>
+        <w:spacing w:after="120"/>
+      </w:pPr>
+      <w:r>
+        <w:rPr>
+          <w:i/>
+          <w:iCs/>
+          <w:color w:val="666666"/>
+          <w:sz w:val="16"/>
+          <w:szCs w:val="16"/>
+        </w:rPr>
+        <w:t xml:space="preserve">no broker consensus; implied path is a reverse-P/E estimate + screener.in forward figures + VP thread view</w:t>
+      </w:r>
+    </w:p>
+    <w:p>
+      <w:pPr>
+        <w:spacing w:after="120" w:before="120"/>
+      </w:pPr>
+      <w:r>
+        <w:rPr>
+          <w:b/>
+          <w:bCs/>
+          <w:sz w:val="20"/>
+          <w:szCs w:val="20"/>
+        </w:rPr>
+        <w:t xml:space="preserve">Catalyst: </w:t>
+      </w:r>
+      <w:r>
+        <w:rPr>
+          <w:sz w:val="20"/>
+          <w:szCs w:val="20"/>
+        </w:rPr>
+        <w:t xml:space="preserve">SG-4/SG-5 (600 TPD) commissioning in Q4 FY27 and the first full quarter of the 60% volume step-up with a visible post-expansion margin</w:t>
+      </w:r>
+      <w:r>
+        <w:rPr>
+          <w:color w:val="666666"/>
+          <w:sz w:val="18"/>
+          <w:szCs w:val="18"/>
+        </w:rPr>
+        <w:t xml:space="preserve"> (window ~9M from 2026-09-08; dated; evidence med; pending)</w:t>
       </w:r>
     </w:p>
     <w:p>
@@ -287,15 +1861,727 @@
         <w:spacing w:after="120" w:before="280"/>
       </w:pPr>
       <w:r>
-        <w:t xml:space="preserve">BSE Corporate Actions / Other Red Flags</w:t>
-      </w:r>
-    </w:p>
-    <w:p>
-      <w:pPr>
-        <w:spacing w:after="120"/>
-      </w:pPr>
-      <w:r>
-        <w:t xml:space="preserve">Not checked this pass — no red-flag corporate actions surfaced.</w:t>
+        <w:t xml:space="preserve">Ishmohit-Lens Checks (value chain · earnings quality · growth trajectory · management · quality metrics · track record · global-signal check)</w:t>
+      </w:r>
+    </w:p>
+    <w:p>
+      <w:pPr>
+        <w:spacing w:after="120"/>
+      </w:pPr>
+      <w:r>
+        <w:rPr>
+          <w:i/>
+          <w:iCs/>
+          <w:color w:val="666666"/>
+          <w:sz w:val="18"/>
+          <w:szCs w:val="18"/>
+        </w:rPr>
+        <w:t xml:space="preserve">Extra checks drawn from @ishmohit1 / SOIC methodology (playbook/ishmohit-soic-style.md): where the company sits in its value chain and what the supply side is doing, whether a margin/PAT inflection is structural or a cyclical peak, the rate-of-change of growth vs. what the multiple demands, and management quality as a positive attribute.</w:t>
+      </w:r>
+    </w:p>
+    <w:p>
+      <w:pPr>
+        <w:spacing w:after="120"/>
+      </w:pPr>
+      <w:r>
+        <w:rPr>
+          <w:b/>
+          <w:bCs/>
+          <w:sz w:val="20"/>
+          <w:szCs w:val="20"/>
+        </w:rPr>
+        <w:t xml:space="preserve">Value chain &amp; supply side:</w:t>
+      </w:r>
+    </w:p>
+    <w:tbl>
+      <w:tblPr>
+        <w:tblW w:type="dxa" w:w="9000"/>
+        <w:tblBorders>
+          <w:top w:val="single" w:color="auto" w:sz="4"/>
+          <w:left w:val="single" w:color="auto" w:sz="4"/>
+          <w:bottom w:val="single" w:color="auto" w:sz="4"/>
+          <w:right w:val="single" w:color="auto" w:sz="4"/>
+          <w:insideH w:val="single" w:color="auto" w:sz="4"/>
+          <w:insideV w:val="single" w:color="auto" w:sz="4"/>
+        </w:tblBorders>
+      </w:tblPr>
+      <w:tblGrid>
+        <w:gridCol w:w="3200"/>
+        <w:gridCol w:w="5800"/>
+      </w:tblGrid>
+      <w:tr>
+        <w:tc>
+          <w:tcPr>
+            <w:tcW w:type="dxa" w:w="3200"/>
+            <w:shd w:fill="F2F2F2" w:val="clear"/>
+          </w:tcPr>
+          <w:p>
+            <w:r>
+              <w:rPr>
+                <w:b/>
+                <w:bCs/>
+              </w:rPr>
+              <w:t xml:space="preserve">Theme</w:t>
+            </w:r>
+          </w:p>
+        </w:tc>
+        <w:tc>
+          <w:tcPr>
+            <w:tcW w:type="dxa" w:w="5800"/>
+          </w:tcPr>
+          <w:p>
+            <w:r>
+              <w:t xml:space="preserve">solar supply chain - solar glass (upstream module input)</w:t>
+            </w:r>
+          </w:p>
+        </w:tc>
+      </w:tr>
+      <w:tr>
+        <w:tc>
+          <w:tcPr>
+            <w:tcW w:type="dxa" w:w="3200"/>
+            <w:shd w:fill="F2F2F2" w:val="clear"/>
+          </w:tcPr>
+          <w:p>
+            <w:r>
+              <w:rPr>
+                <w:b/>
+                <w:bCs/>
+              </w:rPr>
+              <w:t xml:space="preserve">This company's position</w:t>
+            </w:r>
+          </w:p>
+        </w:tc>
+        <w:tc>
+          <w:tcPr>
+            <w:tcW w:type="dxa" w:w="5800"/>
+          </w:tcPr>
+          <w:p>
+            <w:r>
+              <w:t xml:space="preserve">India's only large-scale low-iron textured solar-glass maker (&gt;15% domestic share; largest outside China)</w:t>
+            </w:r>
+          </w:p>
+        </w:tc>
+      </w:tr>
+      <w:tr>
+        <w:tc>
+          <w:tcPr>
+            <w:tcW w:type="dxa" w:w="3200"/>
+            <w:shd w:fill="F2F2F2" w:val="clear"/>
+          </w:tcPr>
+          <w:p>
+            <w:r>
+              <w:rPr>
+                <w:b/>
+                <w:bCs/>
+              </w:rPr>
+              <w:t xml:space="preserve">Bottleneck node (pricing power)</w:t>
+            </w:r>
+          </w:p>
+        </w:tc>
+        <w:tc>
+          <w:tcPr>
+            <w:tcW w:type="dxa" w:w="5800"/>
+          </w:tcPr>
+          <w:p>
+            <w:r>
+              <w:t xml:space="preserve">domestic solar-glass capacity versus ALMM-driven module-localisation demand</w:t>
+            </w:r>
+          </w:p>
+        </w:tc>
+      </w:tr>
+      <w:tr>
+        <w:tc>
+          <w:tcPr>
+            <w:tcW w:type="dxa" w:w="3200"/>
+            <w:shd w:fill="F2F2F2" w:val="clear"/>
+          </w:tcPr>
+          <w:p>
+            <w:r>
+              <w:rPr>
+                <w:b/>
+                <w:bCs/>
+              </w:rPr>
+              <w:t xml:space="preserve">Supply-side status</w:t>
+            </w:r>
+          </w:p>
+        </w:tc>
+        <w:tc>
+          <w:tcPr>
+            <w:tcW w:type="dxa" w:w="5800"/>
+          </w:tcPr>
+          <w:p>
+            <w:r>
+              <w:t xml:space="preserve">adding</w:t>
+            </w:r>
+          </w:p>
+        </w:tc>
+      </w:tr>
+      <w:tr>
+        <w:tc>
+          <w:tcPr>
+            <w:tcW w:type="dxa" w:w="3200"/>
+            <w:shd w:fill="F2F2F2" w:val="clear"/>
+          </w:tcPr>
+          <w:p>
+            <w:r>
+              <w:rPr>
+                <w:b/>
+                <w:bCs/>
+              </w:rPr>
+              <w:t xml:space="preserve">Adjacent-node peers</w:t>
+            </w:r>
+          </w:p>
+        </w:tc>
+        <w:tc>
+          <w:tcPr>
+            <w:tcW w:type="dxa" w:w="5800"/>
+          </w:tcPr>
+          <w:p>
+            <w:r>
+              <w:t xml:space="preserve">Gold Plus Glass, Vishakha Renewables, Xinyi Solar (China), Flat Glass Group (China)</w:t>
+            </w:r>
+          </w:p>
+        </w:tc>
+      </w:tr>
+    </w:tbl>
+    <w:p>
+      <w:pPr>
+        <w:spacing w:after="120"/>
+      </w:pPr>
+      <w:r>
+        <w:rPr>
+          <w:color w:val="666666"/>
+          <w:sz w:val="18"/>
+          <w:szCs w:val="18"/>
+        </w:rPr>
+        <w:t xml:space="preserve">Capital-cycle read: domestic supply is being added fast (industry toward 7,700 TPD by Mar-27) - normally a late-cycle glut signal - but ALMM List-II plus ADD/CVD wall off imports and a supply gap persists through Mar-27. This is policy protection, not a structural cost moat; the ADD expires 2029.</w:t>
+      </w:r>
+    </w:p>
+    <w:p>
+      <w:pPr>
+        <w:spacing w:after="60" w:before="120"/>
+      </w:pPr>
+      <w:r>
+        <w:rPr>
+          <w:b/>
+          <w:bCs/>
+          <w:sz w:val="20"/>
+          <w:szCs w:val="20"/>
+        </w:rPr>
+        <w:t xml:space="preserve">Earnings quality: </w:t>
+      </w:r>
+      <w:r>
+        <w:rPr>
+          <w:sz w:val="20"/>
+          <w:szCs w:val="20"/>
+        </w:rPr>
+        <w:t xml:space="preserve">margin driver cyclical</w:t>
+      </w:r>
+      <w:r>
+        <w:rPr>
+          <w:b/>
+          <w:bCs/>
+          <w:color w:val="A32020"/>
+          <w:sz w:val="20"/>
+          <w:szCs w:val="20"/>
+        </w:rPr>
+        <w:t xml:space="preserve">  — PEAK-MARGIN RISK: do not capitalise current margins</w:t>
+      </w:r>
+    </w:p>
+    <w:p>
+      <w:pPr>
+        <w:spacing w:after="120"/>
+      </w:pPr>
+      <w:r>
+        <w:rPr>
+          <w:color w:val="666666"/>
+          <w:sz w:val="18"/>
+          <w:szCs w:val="18"/>
+        </w:rPr>
+        <w:t xml:space="preserve">Drivers: anti-dumping / CVD / ALMM import protection; domestic solar-glass supply gap -&gt; pricing power (ASP Rs 138 -&gt; 160/sq.mm); exit of the loss-making European business.</w:t>
+      </w:r>
+    </w:p>
+    <w:p>
+      <w:pPr>
+        <w:spacing w:after="120"/>
+      </w:pPr>
+      <w:r>
+        <w:rPr>
+          <w:color w:val="666666"/>
+          <w:sz w:val="18"/>
+          <w:szCs w:val="18"/>
+        </w:rPr>
+        <w:t xml:space="preserve">35% EBITDA margin and four straight quarters above 33% are well above the through-cycle level (historical ROE ~12%). The uplift is policy-driven (ADD to 2029) and supply-gap-driven; both normalise as industry capacity floods in toward 7,700 TPD by Mar-27.</w:t>
+      </w:r>
+    </w:p>
+    <w:p>
+      <w:pPr>
+        <w:spacing w:after="60" w:before="120"/>
+      </w:pPr>
+      <w:r>
+        <w:rPr>
+          <w:b/>
+          <w:bCs/>
+          <w:sz w:val="20"/>
+          <w:szCs w:val="20"/>
+        </w:rPr>
+        <w:t xml:space="preserve">Growth trajectory: </w:t>
+      </w:r>
+      <w:r>
+        <w:rPr>
+          <w:b w:val="false"/>
+          <w:bCs w:val="false"/>
+          <w:sz w:val="20"/>
+          <w:szCs w:val="20"/>
+        </w:rPr>
+        <w:t xml:space="preserve">YoY growth rate is accelerating</w:t>
+      </w:r>
+    </w:p>
+    <w:p>
+      <w:pPr>
+        <w:spacing w:after="120"/>
+      </w:pPr>
+      <w:r>
+        <w:rPr>
+          <w:color w:val="666666"/>
+          <w:sz w:val="18"/>
+          <w:szCs w:val="18"/>
+        </w:rPr>
+        <w:t xml:space="preserve">PAT swung from a Rs 203 Cr net loss (Q1 FY26) to a Rs 87 Cr profit (Q1 FY27); EBITDA margin above 33% for four consecutive quarters; revenue +17% YoY consol; ASP up both QoQ and YoY</w:t>
+      </w:r>
+    </w:p>
+    <w:p>
+      <w:pPr>
+        <w:spacing w:after="120"/>
+      </w:pPr>
+      <w:r>
+        <w:rPr>
+          <w:color w:val="666666"/>
+          <w:sz w:val="18"/>
+          <w:szCs w:val="18"/>
+        </w:rPr>
+        <w:t xml:space="preserve">Reverse P/E: ~20x trailing on the recovered run-rate needs mid-teens EPS growth; the FY28 volume +60% supports that even with some price normalisation, but the base-quarter margin is policy-inflated</w:t>
+      </w:r>
+    </w:p>
+    <w:p>
+      <w:pPr>
+        <w:spacing w:after="120"/>
+      </w:pPr>
+      <w:r>
+        <w:rPr>
+          <w:b/>
+          <w:bCs/>
+          <w:sz w:val="20"/>
+          <w:szCs w:val="20"/>
+        </w:rPr>
+        <w:t xml:space="preserve">Management quality (TVGP's "P"):</w:t>
+      </w:r>
+    </w:p>
+    <w:tbl>
+      <w:tblPr>
+        <w:tblW w:type="dxa" w:w="9000"/>
+        <w:tblBorders>
+          <w:top w:val="single" w:color="auto" w:sz="4"/>
+          <w:left w:val="single" w:color="auto" w:sz="4"/>
+          <w:bottom w:val="single" w:color="auto" w:sz="4"/>
+          <w:right w:val="single" w:color="auto" w:sz="4"/>
+          <w:insideH w:val="single" w:color="auto" w:sz="4"/>
+          <w:insideV w:val="single" w:color="auto" w:sz="4"/>
+        </w:tblBorders>
+      </w:tblPr>
+      <w:tblGrid>
+        <w:gridCol w:w="3200"/>
+        <w:gridCol w:w="5800"/>
+      </w:tblGrid>
+      <w:tr>
+        <w:tc>
+          <w:tcPr>
+            <w:tcW w:type="dxa" w:w="3200"/>
+            <w:shd w:fill="F2F2F2" w:val="clear"/>
+          </w:tcPr>
+          <w:p>
+            <w:r>
+              <w:rPr>
+                <w:b/>
+                <w:bCs/>
+              </w:rPr>
+              <w:t xml:space="preserve">Assessment</w:t>
+            </w:r>
+          </w:p>
+        </w:tc>
+        <w:tc>
+          <w:tcPr>
+            <w:tcW w:type="dxa" w:w="5800"/>
+          </w:tcPr>
+          <w:p>
+            <w:r>
+              <w:t xml:space="preserve">neutral</w:t>
+            </w:r>
+          </w:p>
+        </w:tc>
+      </w:tr>
+      <w:tr>
+        <w:tc>
+          <w:tcPr>
+            <w:tcW w:type="dxa" w:w="3200"/>
+            <w:shd w:fill="F2F2F2" w:val="clear"/>
+          </w:tcPr>
+          <w:p>
+            <w:r>
+              <w:rPr>
+                <w:b/>
+                <w:bCs/>
+              </w:rPr>
+              <w:t xml:space="preserve">Capital allocation</w:t>
+            </w:r>
+          </w:p>
+        </w:tc>
+        <w:tc>
+          <w:tcPr>
+            <w:tcW w:type="dxa" w:w="5800"/>
+          </w:tcPr>
+          <w:p>
+            <w:r>
+              <w:t xml:space="preserve">Exited the chronically loss-making European (GMB/Interfloat) business - a clean, value-accretive correction of a prior mis-step; funding the Rs 950 Cr expansion via warrants (Rs 513 Cr) plus accruals, keeping D/E at ~0.23 (neutral)</w:t>
+            </w:r>
+          </w:p>
+        </w:tc>
+      </w:tr>
+      <w:tr>
+        <w:tc>
+          <w:tcPr>
+            <w:tcW w:type="dxa" w:w="3200"/>
+            <w:shd w:fill="F2F2F2" w:val="clear"/>
+          </w:tcPr>
+          <w:p>
+            <w:r>
+              <w:rPr>
+                <w:b/>
+                <w:bCs/>
+              </w:rPr>
+              <w:t xml:space="preserve">Related-party trend</w:t>
+            </w:r>
+          </w:p>
+        </w:tc>
+        <w:tc>
+          <w:tcPr>
+            <w:tcW w:type="dxa" w:w="5800"/>
+          </w:tcPr>
+          <w:p>
+            <w:r>
+              <w:t xml:space="preserve">flat</w:t>
+            </w:r>
+          </w:p>
+        </w:tc>
+      </w:tr>
+      <w:tr>
+        <w:tc>
+          <w:tcPr>
+            <w:tcW w:type="dxa" w:w="3200"/>
+            <w:shd w:fill="F2F2F2" w:val="clear"/>
+          </w:tcPr>
+          <w:p>
+            <w:r>
+              <w:rPr>
+                <w:b/>
+                <w:bCs/>
+              </w:rPr>
+              <w:t xml:space="preserve">Guidance credibility</w:t>
+            </w:r>
+          </w:p>
+        </w:tc>
+        <w:tc>
+          <w:tcPr>
+            <w:tcW w:type="dxa" w:w="5800"/>
+          </w:tcPr>
+          <w:p>
+            <w:r>
+              <w:t xml:space="preserve">mixed</w:t>
+            </w:r>
+          </w:p>
+        </w:tc>
+      </w:tr>
+      <w:tr>
+        <w:tc>
+          <w:tcPr>
+            <w:tcW w:type="dxa" w:w="3200"/>
+            <w:shd w:fill="F2F2F2" w:val="clear"/>
+          </w:tcPr>
+          <w:p>
+            <w:r>
+              <w:rPr>
+                <w:b/>
+                <w:bCs/>
+              </w:rPr>
+              <w:t xml:space="preserve">Shareholder returns</w:t>
+            </w:r>
+          </w:p>
+        </w:tc>
+        <w:tc>
+          <w:tcPr>
+            <w:tcW w:type="dxa" w:w="5800"/>
+          </w:tcPr>
+          <w:p>
+            <w:r>
+              <w:t xml:space="preserve">none</w:t>
+            </w:r>
+          </w:p>
+        </w:tc>
+      </w:tr>
+      <w:tr>
+        <w:tc>
+          <w:tcPr>
+            <w:tcW w:type="dxa" w:w="3200"/>
+            <w:shd w:fill="F2F2F2" w:val="clear"/>
+          </w:tcPr>
+          <w:p>
+            <w:r>
+              <w:rPr>
+                <w:b/>
+                <w:bCs/>
+              </w:rPr>
+              <w:t xml:space="preserve">Capability ladder / VAP</w:t>
+            </w:r>
+          </w:p>
+        </w:tc>
+        <w:tc>
+          <w:tcPr>
+            <w:tcW w:type="dxa" w:w="5800"/>
+          </w:tcPr>
+          <w:p>
+            <w:r>
+              <w:t xml:space="preserve">—</w:t>
+            </w:r>
+          </w:p>
+        </w:tc>
+      </w:tr>
+    </w:tbl>
+    <w:p>
+      <w:pPr>
+        <w:spacing w:after="120"/>
+      </w:pPr>
+      <w:r>
+        <w:rPr>
+          <w:b/>
+          <w:bCs/>
+          <w:sz w:val="20"/>
+          <w:szCs w:val="20"/>
+        </w:rPr>
+        <w:t xml:space="preserve">Quality metrics (ROCE · debt · FCF · margin · capex):</w:t>
+      </w:r>
+    </w:p>
+    <w:tbl>
+      <w:tblPr>
+        <w:tblW w:type="dxa" w:w="9000"/>
+        <w:tblBorders>
+          <w:top w:val="single" w:color="auto" w:sz="4"/>
+          <w:left w:val="single" w:color="auto" w:sz="4"/>
+          <w:bottom w:val="single" w:color="auto" w:sz="4"/>
+          <w:right w:val="single" w:color="auto" w:sz="4"/>
+          <w:insideH w:val="single" w:color="auto" w:sz="4"/>
+          <w:insideV w:val="single" w:color="auto" w:sz="4"/>
+        </w:tblBorders>
+      </w:tblPr>
+      <w:tblGrid>
+        <w:gridCol w:w="3200"/>
+        <w:gridCol w:w="5800"/>
+      </w:tblGrid>
+      <w:tr>
+        <w:tc>
+          <w:tcPr>
+            <w:tcW w:type="dxa" w:w="3200"/>
+            <w:shd w:fill="F2F2F2" w:val="clear"/>
+          </w:tcPr>
+          <w:p>
+            <w:r>
+              <w:rPr>
+                <w:b/>
+                <w:bCs/>
+              </w:rPr>
+              <w:t xml:space="preserve">Assessment</w:t>
+            </w:r>
+          </w:p>
+        </w:tc>
+        <w:tc>
+          <w:tcPr>
+            <w:tcW w:type="dxa" w:w="5800"/>
+          </w:tcPr>
+          <w:p>
+            <w:r>
+              <w:t xml:space="preserve">neutral</w:t>
+            </w:r>
+          </w:p>
+        </w:tc>
+      </w:tr>
+      <w:tr>
+        <w:tc>
+          <w:tcPr>
+            <w:tcW w:type="dxa" w:w="3200"/>
+            <w:shd w:fill="F2F2F2" w:val="clear"/>
+          </w:tcPr>
+          <w:p>
+            <w:r>
+              <w:rPr>
+                <w:b/>
+                <w:bCs/>
+              </w:rPr>
+              <w:t xml:space="preserve">ROCE</w:t>
+            </w:r>
+          </w:p>
+        </w:tc>
+        <w:tc>
+          <w:tcPr>
+            <w:tcW w:type="dxa" w:w="5800"/>
+          </w:tcPr>
+          <w:p>
+            <w:r>
+              <w:t xml:space="preserve">14% (improving)</w:t>
+            </w:r>
+          </w:p>
+        </w:tc>
+      </w:tr>
+      <w:tr>
+        <w:tc>
+          <w:tcPr>
+            <w:tcW w:type="dxa" w:w="3200"/>
+            <w:shd w:fill="F2F2F2" w:val="clear"/>
+          </w:tcPr>
+          <w:p>
+            <w:r>
+              <w:rPr>
+                <w:b/>
+                <w:bCs/>
+              </w:rPr>
+              <w:t xml:space="preserve">Leverage</w:t>
+            </w:r>
+          </w:p>
+        </w:tc>
+        <w:tc>
+          <w:tcPr>
+            <w:tcW w:type="dxa" w:w="5800"/>
+          </w:tcPr>
+          <w:p>
+            <w:r>
+              <w:t xml:space="preserve">Net debt/EBITDA 0.3x</w:t>
+            </w:r>
+          </w:p>
+        </w:tc>
+      </w:tr>
+      <w:tr>
+        <w:tc>
+          <w:tcPr>
+            <w:tcW w:type="dxa" w:w="3200"/>
+            <w:shd w:fill="F2F2F2" w:val="clear"/>
+          </w:tcPr>
+          <w:p>
+            <w:r>
+              <w:rPr>
+                <w:b/>
+                <w:bCs/>
+              </w:rPr>
+              <w:t xml:space="preserve">FCF conversion</w:t>
+            </w:r>
+          </w:p>
+        </w:tc>
+        <w:tc>
+          <w:tcPr>
+            <w:tcW w:type="dxa" w:w="5800"/>
+          </w:tcPr>
+          <w:p>
+            <w:r>
+              <w:t xml:space="preserve">-20%</w:t>
+            </w:r>
+          </w:p>
+        </w:tc>
+      </w:tr>
+      <w:tr>
+        <w:tc>
+          <w:tcPr>
+            <w:tcW w:type="dxa" w:w="3200"/>
+            <w:shd w:fill="F2F2F2" w:val="clear"/>
+          </w:tcPr>
+          <w:p>
+            <w:r>
+              <w:rPr>
+                <w:b/>
+                <w:bCs/>
+              </w:rPr>
+              <w:t xml:space="preserve">Margin trend</w:t>
+            </w:r>
+          </w:p>
+        </w:tc>
+        <w:tc>
+          <w:tcPr>
+            <w:tcW w:type="dxa" w:w="5800"/>
+          </w:tcPr>
+          <w:p>
+            <w:r>
+              <w:t xml:space="preserve">expanding</w:t>
+            </w:r>
+          </w:p>
+        </w:tc>
+      </w:tr>
+      <w:tr>
+        <w:tc>
+          <w:tcPr>
+            <w:tcW w:type="dxa" w:w="3200"/>
+            <w:shd w:fill="F2F2F2" w:val="clear"/>
+          </w:tcPr>
+          <w:p>
+            <w:r>
+              <w:rPr>
+                <w:b/>
+                <w:bCs/>
+              </w:rPr>
+              <w:t xml:space="preserve">Capex efficiency</w:t>
+            </w:r>
+          </w:p>
+        </w:tc>
+        <w:tc>
+          <w:tcPr>
+            <w:tcW w:type="dxa" w:w="5800"/>
+          </w:tcPr>
+          <w:p>
+            <w:r>
+              <w:t xml:space="preserve">neutral</w:t>
+            </w:r>
+          </w:p>
+        </w:tc>
+      </w:tr>
+    </w:tbl>
+    <w:p>
+      <w:pPr>
+        <w:spacing w:after="60" w:before="120"/>
+      </w:pPr>
+      <w:r>
+        <w:rPr>
+          <w:b/>
+          <w:bCs/>
+          <w:sz w:val="20"/>
+          <w:szCs w:val="20"/>
+        </w:rPr>
+        <w:t xml:space="preserve">Track record (Coffee Can persistence check): </w:t>
+      </w:r>
+      <w:r>
+        <w:rPr>
+          <w:sz w:val="20"/>
+          <w:szCs w:val="20"/>
+        </w:rPr>
+        <w:t xml:space="preserve">cleared revenue growth ≥10% AND ROCE ≥15% in 0 of the last 3 years (consistency_score 0)</w:t>
+      </w:r>
+    </w:p>
+    <w:p>
+      <w:pPr>
+        <w:spacing w:after="120"/>
+      </w:pPr>
+      <w:r>
+        <w:rPr>
+          <w:color w:val="666666"/>
+          <w:sz w:val="18"/>
+          <w:szCs w:val="18"/>
+        </w:rPr>
+        <w:t xml:space="preserve">FY24-FY26 verifiable. None cleared both revenue growth &gt;=10% and ROCE &gt;=15% in the same year: FY24-FY25 were a Chinese-dumping trough (weak volumes, losses/negligible ROCE), and FY26 - though recovering as the ADD took effect from Dec 2024 - still had a first half that held full-year ROCE below 15%. This is a policy-driven cyclical upturn, not a Coffee-Can consistency record; FY27 could be the first clearing year. Not a young company, so the zero is informative rather than a penalty artefact.</w:t>
       </w:r>
     </w:p>
     <w:p>
@@ -304,46 +2590,15 @@
         <w:spacing w:after="120" w:before="280"/>
       </w:pPr>
       <w:r>
-        <w:t xml:space="preserve">Bull Case</w:t>
-      </w:r>
-    </w:p>
-    <w:p>
-      <w:pPr>
-        <w:pStyle w:val="ListParagraph"/>
-        <w:numPr>
-          <w:ilvl w:val="0"/>
-          <w:numId w:val="1"/>
-        </w:numPr>
-        <w:spacing w:after="60"/>
-      </w:pPr>
-      <w:r>
-        <w:t xml:space="preserve">Structural tailwind: India's solar capacity buildout is a multi-year growth driver, and Borosil holds a dominant domestic position (15%+ share) with global-scale relevance</w:t>
-      </w:r>
-    </w:p>
-    <w:p>
-      <w:pPr>
-        <w:pStyle w:val="ListParagraph"/>
-        <w:numPr>
-          <w:ilvl w:val="0"/>
-          <w:numId w:val="1"/>
-        </w:numPr>
-        <w:spacing w:after="60"/>
-      </w:pPr>
-      <w:r>
-        <w:t xml:space="preserve">Debt reduction reportedly underway, improving balance-sheet quality</w:t>
-      </w:r>
-    </w:p>
-    <w:p>
-      <w:pPr>
-        <w:pStyle w:val="ListParagraph"/>
-        <w:numPr>
-          <w:ilvl w:val="0"/>
-          <w:numId w:val="1"/>
-        </w:numPr>
-        <w:spacing w:after="60"/>
-      </w:pPr>
-      <w:r>
-        <w:t xml:space="preserve">Anti-dumping/import-protection dynamics in solar glass could support domestic pricing power</w:t>
+        <w:t xml:space="preserve">Technical Read (Weekly / Monthly MACD + Bollinger Bands, or RSI/CCI/Williams %R proxy)</w:t>
+      </w:r>
+    </w:p>
+    <w:p>
+      <w:pPr>
+        <w:spacing w:after="120"/>
+      </w:pPr>
+      <w:r>
+        <w:t xml:space="preserve">Not independently pulled this pass. Wide 52-week range (Rs 374-721); the stock has re-rated off the lows on the four-quarter margin recovery.</w:t>
       </w:r>
     </w:p>
     <w:p>
@@ -352,46 +2607,36 @@
         <w:spacing w:after="120" w:before="280"/>
       </w:pPr>
       <w:r>
-        <w:t xml:space="preserve">Bear Case / Key Risks</w:t>
-      </w:r>
-    </w:p>
-    <w:p>
-      <w:pPr>
-        <w:pStyle w:val="ListParagraph"/>
-        <w:numPr>
-          <w:ilvl w:val="0"/>
-          <w:numId w:val="1"/>
-        </w:numPr>
-        <w:spacing w:after="60"/>
-      </w:pPr>
-      <w:r>
-        <w:t xml:space="preserve">ROE of 12% is modest and flagged as low by screener — doesn't yet show the return profile this screen looks for</w:t>
-      </w:r>
-    </w:p>
-    <w:p>
-      <w:pPr>
-        <w:pStyle w:val="ListParagraph"/>
-        <w:numPr>
-          <w:ilvl w:val="0"/>
-          <w:numId w:val="1"/>
-        </w:numPr>
-        <w:spacing w:after="60"/>
-      </w:pPr>
-      <w:r>
-        <w:t xml:space="preserve">Apparent recent-quarter volatility (possible loss-base comparison) suggests earnings are not yet consistently strong</w:t>
-      </w:r>
-    </w:p>
-    <w:p>
-      <w:pPr>
-        <w:pStyle w:val="ListParagraph"/>
-        <w:numPr>
-          <w:ilvl w:val="0"/>
-          <w:numId w:val="1"/>
-        </w:numPr>
-        <w:spacing w:after="60"/>
-      </w:pPr>
-      <w:r>
-        <w:t xml:space="preserve">Solar glass is exposed to Chinese import competition and commodity (soda ash/energy) cost swings</w:t>
+        <w:t xml:space="preserve">ValuePickr Community Signal</w:t>
+      </w:r>
+    </w:p>
+    <w:p>
+      <w:pPr>
+        <w:spacing w:after="120"/>
+      </w:pPr>
+      <w:r>
+        <w:t xml:space="preserve">Active thread (320 replies, last activity 2026-07-22) but the most recent forum posts were low-content - a bare link to a Q1 earnings-call transcript and a terse question about negative-base growth math - rather than substantive conviction calls. Pass-1 deep dive is therefore built on public disclosures: Q1 FY27 results (16-Jul-2026), the investor presentation, the Q1 FY27 concall and the Chairman's FY27-outlook interview.</w:t>
+      </w:r>
+    </w:p>
+    <w:p>
+      <w:pPr>
+        <w:spacing w:after="120"/>
+      </w:pPr>
+      <w:r>
+        <w:rPr>
+          <w:b/>
+          <w:bCs/>
+          <w:sz w:val="20"/>
+          <w:szCs w:val="20"/>
+        </w:rPr>
+        <w:t xml:space="preserve">High-conviction call from a top contributor: </w:t>
+      </w:r>
+      <w:r>
+        <w:rPr>
+          <w:sz w:val="20"/>
+          <w:szCs w:val="20"/>
+        </w:rPr>
+        <w:t xml:space="preserve">Both recent forum posts checked were uninformative: bbbhutra just linked a Q1 2026 earnings-call transcript; Rinkesh_Shah asked how growth is calculated on a negative number (the Q1 FY26 loss base). Neither is a reasoned conviction call. No trusted user has made a call on this name.</w:t>
       </w:r>
     </w:p>
     <w:p>
@@ -400,6 +2645,197 @@
         <w:spacing w:after="120" w:before="280"/>
       </w:pPr>
       <w:r>
+        <w:t xml:space="preserve">BSE Corporate Actions / Other Red Flags</w:t>
+      </w:r>
+    </w:p>
+    <w:p>
+      <w:pPr>
+        <w:spacing w:after="120"/>
+      </w:pPr>
+      <w:r>
+        <w:t xml:space="preserve">No red-flag corporate actions. Company cancelled/forfeited a small tranche of warrants (Aug 2026) and revised issue-proceeds utilisation to Rs 513.19 Cr for the capacity expansion. Anti-dumping duty (China/Vietnam), countervailing duty (Malaysia) and ALMM List-II are the key supportive policy actions.</w:t>
+      </w:r>
+    </w:p>
+    <w:p>
+      <w:pPr>
+        <w:pStyle w:val="Heading1"/>
+        <w:spacing w:after="120" w:before="280"/>
+      </w:pPr>
+      <w:r>
+        <w:t xml:space="preserve">Bull Case</w:t>
+      </w:r>
+    </w:p>
+    <w:p>
+      <w:pPr>
+        <w:pStyle w:val="ListParagraph"/>
+        <w:numPr>
+          <w:ilvl w:val="0"/>
+          <w:numId w:val="1"/>
+        </w:numPr>
+        <w:spacing w:after="60"/>
+      </w:pPr>
+      <w:r>
+        <w:t xml:space="preserve">Four consecutive quarters of &gt;33% EBITDA margin (35% in Q1 FY27) and a clean swing back to profit - a genuine, multi-quarter earnings inflection, not a one-quarter pop</w:t>
+      </w:r>
+    </w:p>
+    <w:p>
+      <w:pPr>
+        <w:pStyle w:val="ListParagraph"/>
+        <w:numPr>
+          <w:ilvl w:val="0"/>
+          <w:numId w:val="1"/>
+        </w:numPr>
+        <w:spacing w:after="60"/>
+      </w:pPr>
+      <w:r>
+        <w:t xml:space="preserve">Import-protection stack (ADD to 2029 + CVD on Malaysia + ALMM List-II domestic-content mandate) walls off Chinese/SE-Asian imports and a domestic supply gap persists through Mar-27</w:t>
+      </w:r>
+    </w:p>
+    <w:p>
+      <w:pPr>
+        <w:pStyle w:val="ListParagraph"/>
+        <w:numPr>
+          <w:ilvl w:val="0"/>
+          <w:numId w:val="1"/>
+        </w:numPr>
+        <w:spacing w:after="60"/>
+      </w:pPr>
+      <w:r>
+        <w:t xml:space="preserve">Demonstrated pricing power: ASP up three readings in a row (Rs 138 -&gt; 150 -&gt; 160/sq.mm)</w:t>
+      </w:r>
+    </w:p>
+    <w:p>
+      <w:pPr>
+        <w:pStyle w:val="ListParagraph"/>
+        <w:numPr>
+          <w:ilvl w:val="0"/>
+          <w:numId w:val="1"/>
+        </w:numPr>
+        <w:spacing w:after="60"/>
+      </w:pPr>
+      <w:r>
+        <w:t xml:space="preserve">60% capacity expansion (SG-4/SG-5) on track for Q4 FY27 - volume step-up into FY28 with a Rs 4,000 Cr+ revenue ambition</w:t>
+      </w:r>
+    </w:p>
+    <w:p>
+      <w:pPr>
+        <w:pStyle w:val="ListParagraph"/>
+        <w:numPr>
+          <w:ilvl w:val="0"/>
+          <w:numId w:val="1"/>
+        </w:numPr>
+        <w:spacing w:after="60"/>
+      </w:pPr>
+      <w:r>
+        <w:t xml:space="preserve">Modest debt (D/E ~0.23); expansion largely warrant-funded</w:t>
+      </w:r>
+    </w:p>
+    <w:p>
+      <w:pPr>
+        <w:pStyle w:val="ListParagraph"/>
+        <w:numPr>
+          <w:ilvl w:val="0"/>
+          <w:numId w:val="1"/>
+        </w:numPr>
+        <w:spacing w:after="60"/>
+      </w:pPr>
+      <w:r>
+        <w:t xml:space="preserve">Exit of the loss-making European business removes a chronic drag</w:t>
+      </w:r>
+    </w:p>
+    <w:p>
+      <w:pPr>
+        <w:pStyle w:val="Heading1"/>
+        <w:spacing w:after="120" w:before="280"/>
+      </w:pPr>
+      <w:r>
+        <w:t xml:space="preserve">Bear Case / Key Risks</w:t>
+      </w:r>
+    </w:p>
+    <w:p>
+      <w:pPr>
+        <w:pStyle w:val="ListParagraph"/>
+        <w:numPr>
+          <w:ilvl w:val="0"/>
+          <w:numId w:val="1"/>
+        </w:numPr>
+        <w:spacing w:after="60"/>
+      </w:pPr>
+      <w:r>
+        <w:t xml:space="preserve">35% EBITDA margin is well above the through-cycle level (3-yr ROE ~12%) - the uplift is policy- and supply-gap-driven and normalises as domestic capacity floods in (industry toward 7,700 TPD by Mar-27)</w:t>
+      </w:r>
+    </w:p>
+    <w:p>
+      <w:pPr>
+        <w:pStyle w:val="ListParagraph"/>
+        <w:numPr>
+          <w:ilvl w:val="0"/>
+          <w:numId w:val="1"/>
+        </w:numPr>
+        <w:spacing w:after="60"/>
+      </w:pPr>
+      <w:r>
+        <w:t xml:space="preserve">Anti-dumping duty expires in 2029 - a hard policy cliff on the current margin structure</w:t>
+      </w:r>
+    </w:p>
+    <w:p>
+      <w:pPr>
+        <w:pStyle w:val="ListParagraph"/>
+        <w:numPr>
+          <w:ilvl w:val="0"/>
+          <w:numId w:val="1"/>
+        </w:numPr>
+        <w:spacing w:after="60"/>
+      </w:pPr>
+      <w:r>
+        <w:t xml:space="preserve">Solar glass is a commodity where Chinese producers (Xinyi, Flat Glass) hold a structural cost advantage absent protection</w:t>
+      </w:r>
+    </w:p>
+    <w:p>
+      <w:pPr>
+        <w:pStyle w:val="ListParagraph"/>
+        <w:numPr>
+          <w:ilvl w:val="0"/>
+          <w:numId w:val="1"/>
+        </w:numPr>
+        <w:spacing w:after="60"/>
+      </w:pPr>
+      <w:r>
+        <w:t xml:space="preserve">Demand is cyclical and tied to the pace of Indian solar installations and module localisation</w:t>
+      </w:r>
+    </w:p>
+    <w:p>
+      <w:pPr>
+        <w:pStyle w:val="ListParagraph"/>
+        <w:numPr>
+          <w:ilvl w:val="0"/>
+          <w:numId w:val="1"/>
+        </w:numPr>
+        <w:spacing w:after="60"/>
+      </w:pPr>
+      <w:r>
+        <w:t xml:space="preserve">Rs 950 Cr expansion means negative free-cash conversion through the ramp; industry-wide capacity additions raise late-cycle glut risk</w:t>
+      </w:r>
+    </w:p>
+    <w:p>
+      <w:pPr>
+        <w:pStyle w:val="ListParagraph"/>
+        <w:numPr>
+          <w:ilvl w:val="0"/>
+          <w:numId w:val="1"/>
+        </w:numPr>
+        <w:spacing w:after="60"/>
+      </w:pPr>
+      <w:r>
+        <w:t xml:space="preserve">No forum or trusted-user conviction; no dividend track record</w:t>
+      </w:r>
+    </w:p>
+    <w:p>
+      <w:pPr>
+        <w:pStyle w:val="Heading1"/>
+        <w:spacing w:after="120" w:before="280"/>
+      </w:pPr>
+      <w:r>
         <w:t xml:space="preserve">Market-Cap Tier (informational — not a gate in this project)</w:t>
       </w:r>
     </w:p>
@@ -412,7 +2848,7 @@
           <w:b/>
           <w:bCs/>
         </w:rPr>
-        <w:t xml:space="preserve">Small-mid-cap (~Rs 8,068 Cr)</w:t>
+        <w:t xml:space="preserve">Small-mid-cap (~Rs 7,352 Cr)</w:t>
       </w:r>
     </w:p>
     <w:p>
@@ -435,7 +2871,35 @@
           <w:sz w:val="24"/>
           <w:szCs w:val="24"/>
         </w:rPr>
-        <w:t xml:space="preserve">Neither cleanly, on current data — the structural India-solar-buildout story is real and could eventually support a 10x case, but current ROE (12%) and apparent earnings volatility mean the fundamentals don't yet confirm it; needs a follow-up pass once a cleaner earnings trend is visible</w:t>
+        <w:t xml:space="preserve">10x-in-2-3-years</w:t>
+      </w:r>
+    </w:p>
+    <w:p>
+      <w:pPr>
+        <w:spacing w:after="120"/>
+      </w:pPr>
+      <w:r>
+        <w:rPr>
+          <w:color w:val="666666"/>
+          <w:sz w:val="20"/>
+          <w:szCs w:val="20"/>
+        </w:rPr>
+        <w:t xml:space="preserve">4-box gate — tailwind: yes · TAM: weak · moat: weak · valuation: weak  (score 2.5 / 4)</w:t>
+      </w:r>
+    </w:p>
+    <w:p>
+      <w:pPr>
+        <w:spacing w:after="120"/>
+      </w:pPr>
+      <w:r>
+        <w:rPr>
+          <w:i/>
+          <w:iCs/>
+          <w:color w:val="666666"/>
+          <w:sz w:val="20"/>
+          <w:szCs w:val="20"/>
+        </w:rPr>
+        <w:t xml:space="preserve">India solar buildout + ALMM localisation + import protection is a genuine multi-year tailwind: yes. Domestic supply gap and a Rs 4,000 Cr revenue ambition give real headroom, but a 10x off a ~Rs 7,350 Cr cap is a stretch: tam weak. &gt;15% domestic share and only-large-scale-maker status plus ALMM demand are edges, but the margin rests on time-limited policy (ADD to 2029) not a structural cost advantage over China: moat weak. ~20x P/E on a policy-inflated, above-through-cycle margin with peak_margin_risk: valuation weak. Score 2.5 -&gt; thesis_fit neither UNLESS a written exception; the un-ignorable multi-quarter earnings inflection (loss to sustained strong profit) qualifies (phreak carve-out), so 10x-in-2-3-years is allowed with conviction capped at Medium (unconfirmed).</w:t>
       </w:r>
     </w:p>
     <w:p>
@@ -458,46 +2922,59 @@
           <w:sz w:val="24"/>
           <w:szCs w:val="24"/>
         </w:rPr>
-        <w:t xml:space="preserve">Structural solar-glass tailwind, but returns and community read weren't strong enough this pass to confirm conviction</w:t>
-      </w:r>
-    </w:p>
-    <w:p>
-      <w:pPr>
-        <w:pStyle w:val="ListParagraph"/>
-        <w:numPr>
-          <w:ilvl w:val="0"/>
-          <w:numId w:val="1"/>
-        </w:numPr>
-        <w:spacing w:after="60"/>
-      </w:pPr>
-      <w:r>
-        <w:t xml:space="preserve">Domestic solar capacity growth is a genuine long-term demand driver for this business</w:t>
-      </w:r>
-    </w:p>
-    <w:p>
-      <w:pPr>
-        <w:pStyle w:val="ListParagraph"/>
-        <w:numPr>
-          <w:ilvl w:val="0"/>
-          <w:numId w:val="1"/>
-        </w:numPr>
-        <w:spacing w:after="60"/>
-      </w:pPr>
-      <w:r>
-        <w:t xml:space="preserve">But ROE (12%) is below the bar this screen wants, and the earnings trend looks choppy based on limited evidence</w:t>
-      </w:r>
-    </w:p>
-    <w:p>
-      <w:pPr>
-        <w:pStyle w:val="ListParagraph"/>
-        <w:numPr>
-          <w:ilvl w:val="0"/>
-          <w:numId w:val="1"/>
-        </w:numPr>
-        <w:spacing w:after="60"/>
-      </w:pPr>
-      <w:r>
-        <w:t xml:space="preserve">No red flags, but insufficient signal this pass to call it a clean thesis fit — revisit once a clearer trend emerges</w:t>
+        <w:t xml:space="preserve">A confirmed four-quarter earnings inflection in a policy-protected market with a 60% capacity expansion landing FY28 - four-box score 2.5, thesis_fit 10x-in-2-3-years on the un-ignorable-growth carve-out with conviction capped at Medium (unconfirmed) given policy-boosted margins</w:t>
+      </w:r>
+    </w:p>
+    <w:p>
+      <w:pPr>
+        <w:pStyle w:val="ListParagraph"/>
+        <w:numPr>
+          <w:ilvl w:val="0"/>
+          <w:numId w:val="1"/>
+        </w:numPr>
+        <w:spacing w:after="60"/>
+      </w:pPr>
+      <w:r>
+        <w:t xml:space="preserve">The prior 'Neither cleanly' call is superseded: four consecutive quarters of &gt;33% EBITDA margin, a swing from a Rs 203 Cr loss to a Rs 87 Cr profit, and three rising ASP readings are a real, multi-quarter inflection with a dated catalyst (SG-4/SG-5, 60% volume, Q4 FY27)</w:t>
+      </w:r>
+    </w:p>
+    <w:p>
+      <w:pPr>
+        <w:pStyle w:val="ListParagraph"/>
+        <w:numPr>
+          <w:ilvl w:val="0"/>
+          <w:numId w:val="1"/>
+        </w:numPr>
+        <w:spacing w:after="60"/>
+      </w:pPr>
+      <w:r>
+        <w:t xml:space="preserve">four_box score is 2.5 (tailwind yes / tam weak / moat weak / valuation weak). Written exception per the decision table: the earnings inflection is un-ignorable (phreak's carve-out) - loss to sustained strong profit across four quarters - so the 10x-in-2-3-years label is allowed, but conviction caps at Medium with an 'unconfirmed' caveat</w:t>
+      </w:r>
+    </w:p>
+    <w:p>
+      <w:pPr>
+        <w:pStyle w:val="ListParagraph"/>
+        <w:numPr>
+          <w:ilvl w:val="0"/>
+          <w:numId w:val="1"/>
+        </w:numPr>
+        <w:spacing w:after="60"/>
+      </w:pPr>
+      <w:r>
+        <w:t xml:space="preserve">The reason for the cap: 35% EBITDA margin sits far above the historical through-cycle level, the uplift is policy-driven (ADD to 2029) and supply-gap-driven, and the whole industry is adding solar-glass capacity - peak_margin_risk is true</w:t>
+      </w:r>
+    </w:p>
+    <w:p>
+      <w:pPr>
+        <w:pStyle w:val="ListParagraph"/>
+        <w:numPr>
+          <w:ilvl w:val="0"/>
+          <w:numId w:val="1"/>
+        </w:numPr>
+        <w:spacing w:after="60"/>
+      </w:pPr>
+      <w:r>
+        <w:t xml:space="preserve">Conviction Low-Medium -&gt; Medium: the confirmed inflection, pricing power, protected market, modest debt and funded expansion justify one notch up; policy dependence, the 2029 ADD cliff, commodity economics and negative FCF through the ramp cap it there. No red flag; no trusted floor. Re-check after SG-4/SG-5 commissioning and once a post-expansion margin print is available</w:t>
       </w:r>
     </w:p>
     <w:p>

--- a/projects/valuepickr-open-screen/docs/Borosil Renewables.docx
+++ b/projects/valuepickr-open-screen/docs/Borosil Renewables.docx
@@ -2993,6 +2993,187 @@
           <w:szCs w:val="18"/>
         </w:rPr>
         <w:t xml:space="preserve">This is independent research and analysis for informational purposes only, not personalized financial or investment advice. Past multi-bagger performance and forum/social sentiment are not indicators of future returns. Do your own due diligence before investing.</w:t>
+      </w:r>
+    </w:p>
+    <w:p/>
+    <w:p>
+      <w:r>
+        <w:rPr>
+          <w:b/>
+          <w:sz w:val="28"/>
+        </w:rPr>
+        <w:t>🔄 RESEARCH UPDATE - 2026-10-05</w:t>
+      </w:r>
+    </w:p>
+    <w:p>
+      <w:r>
+        <w:rPr>
+          <w:b/>
+        </w:rPr>
+        <w:t>📊 Key Metrics:</w:t>
+      </w:r>
+    </w:p>
+    <w:p>
+      <w:pPr>
+        <w:ind w:left="360"/>
+      </w:pPr>
+      <w:r>
+        <w:t xml:space="preserve">  • Company: Borosil Renewables Ltd</w:t>
+      </w:r>
+    </w:p>
+    <w:p>
+      <w:pPr>
+        <w:ind w:left="360"/>
+      </w:pPr>
+      <w:r>
+        <w:t xml:space="preserve">  • Conviction: Medium</w:t>
+      </w:r>
+    </w:p>
+    <w:p>
+      <w:pPr>
+        <w:ind w:left="360"/>
+      </w:pPr>
+      <w:r>
+        <w:t xml:space="preserve">  • Thesis: 10x-in-2-3-years</w:t>
+      </w:r>
+    </w:p>
+    <w:p>
+      <w:pPr>
+        <w:ind w:left="360"/>
+      </w:pPr>
+      <w:r>
+        <w:t xml:space="preserve">  • 4-Box Score: 2.5</w:t>
+      </w:r>
+    </w:p>
+    <w:p>
+      <w:pPr>
+        <w:ind w:left="360"/>
+      </w:pPr>
+      <w:r>
+        <w:t xml:space="preserve">  • Research Date: 2026-09-08</w:t>
+      </w:r>
+    </w:p>
+    <w:p>
+      <w:pPr>
+        <w:ind w:left="360"/>
+      </w:pPr>
+      <w:r>
+        <w:t xml:space="preserve">  • Red Flag: None</w:t>
+      </w:r>
+    </w:p>
+    <w:p/>
+    <w:p>
+      <w:r>
+        <w:rPr>
+          <w:b/>
+        </w:rPr>
+        <w:t>📝 Verdict:</w:t>
+      </w:r>
+    </w:p>
+    <w:p>
+      <w:pPr>
+        <w:ind w:left="360"/>
+      </w:pPr>
+      <w:r>
+        <w:t>A confirmed four-quarter earnings inflection in a policy-protected market with a 60% capacity expansion landing FY28 - four-box score 2.5, thesis_fit 10x-in-2-3-years on the un-ignorable-growth carve-out with conviction capped at Medium (unconfirmed) given policy-boosted margins</w:t>
+      </w:r>
+    </w:p>
+    <w:p/>
+    <w:p>
+      <w:r>
+        <w:rPr>
+          <w:b/>
+        </w:rPr>
+        <w:t>📈 Bull Case:</w:t>
+      </w:r>
+    </w:p>
+    <w:p>
+      <w:pPr>
+        <w:ind w:left="360"/>
+      </w:pPr>
+      <w:r>
+        <w:t>Four consecutive quarters of &gt;33% EBITDA margin (35% in Q1 FY27) and a clean swing back to profit - a genuine, multi-quarter earnings inflection, not a one-quarter pop</w:t>
+      </w:r>
+    </w:p>
+    <w:p>
+      <w:pPr>
+        <w:ind w:left="360"/>
+      </w:pPr>
+      <w:r>
+        <w:t>Import-protection stack (ADD to 2029 + CVD on Malaysia + ALMM List-II domestic-content mandate) walls off Chinese/SE-Asian imports and a domestic supply gap persists through Mar-27</w:t>
+      </w:r>
+    </w:p>
+    <w:p>
+      <w:pPr>
+        <w:ind w:left="360"/>
+      </w:pPr>
+      <w:r>
+        <w:t>Demonstrated pricing power: ASP up three readings in a row (Rs 138 -&gt; 150 -&gt; 160/sq.mm)</w:t>
+      </w:r>
+    </w:p>
+    <w:p>
+      <w:pPr>
+        <w:ind w:left="360"/>
+      </w:pPr>
+      <w:r>
+        <w:t>60% capacity expansion (SG-4/SG-5) on track for Q4 FY27 - volume step-up into FY28 with a Rs 4,000 Cr+ revenue ambition</w:t>
+      </w:r>
+    </w:p>
+    <w:p>
+      <w:pPr>
+        <w:ind w:left="360"/>
+      </w:pPr>
+      <w:r>
+        <w:t>Modest debt (D/E ~0.23); expansion largely warrant-funded</w:t>
+      </w:r>
+    </w:p>
+    <w:p/>
+    <w:p>
+      <w:r>
+        <w:rPr>
+          <w:b/>
+        </w:rPr>
+        <w:t>📉 Bear Case:</w:t>
+      </w:r>
+    </w:p>
+    <w:p>
+      <w:pPr>
+        <w:ind w:left="360"/>
+      </w:pPr>
+      <w:r>
+        <w:t>35% EBITDA margin is well above the through-cycle level (3-yr ROE ~12%) - the uplift is policy- and supply-gap-driven and normalises as domestic capacity floods in (industry toward 7,700 TPD by Mar-27)</w:t>
+      </w:r>
+    </w:p>
+    <w:p>
+      <w:pPr>
+        <w:ind w:left="360"/>
+      </w:pPr>
+      <w:r>
+        <w:t>Anti-dumping duty expires in 2029 - a hard policy cliff on the current margin structure</w:t>
+      </w:r>
+    </w:p>
+    <w:p>
+      <w:pPr>
+        <w:ind w:left="360"/>
+      </w:pPr>
+      <w:r>
+        <w:t>Solar glass is a commodity where Chinese producers (Xinyi, Flat Glass) hold a structural cost advantage absent protection</w:t>
+      </w:r>
+    </w:p>
+    <w:p>
+      <w:pPr>
+        <w:ind w:left="360"/>
+      </w:pPr>
+      <w:r>
+        <w:t>Demand is cyclical and tied to the pace of Indian solar installations and module localisation</w:t>
+      </w:r>
+    </w:p>
+    <w:p>
+      <w:pPr>
+        <w:ind w:left="360"/>
+      </w:pPr>
+      <w:r>
+        <w:t>Rs 950 Cr expansion means negative free-cash conversion through the ramp; industry-wide capacity additions raise late-cycle glut risk</w:t>
       </w:r>
     </w:p>
     <w:sectPr>
